--- a/engine/gbco_study/GBCO_Valuation_Study_07-09-2026_public.docx
+++ b/engine/gbco_study/GBCO_Valuation_Study_07-09-2026_public.docx
@@ -336,7 +336,7 @@
           <w:color w:val="1C3A36"/>
           <w:sz w:val="21"/>
         </w:rPr>
-        <w:t>The tape is not the counter-argument it once was. On the library’s last session the price sat below its twenty- and fifty-day averages with the oscillator at 40 and the convergence histogram negative — a stock that has come off rather than one that is extended. Over three months the simulation places the fifth-to-ninety-fifth percentile band at roughly EGP 21–44 with a median near EGP 30; that engine prices the stock’s own path and is untouched by anything above.</w:t>
+        <w:t>The tape is not the counter-argument it once was. On the library’s last session the price sat below its twenty- and fifty-day averages with the oscillator at 40 and the convergence histogram negative — a stock that has come off rather than one that is extended. Over three months the simulation places the fifth-to-ninety-fifth percentile band at roughly EGP 21–45 with a median near EGP 31; that engine prices the stock’s own path and is untouched by anything above.</w:t>
       </w:r>
     </w:p>
     <w:p>
@@ -1272,7 +1272,7 @@
                 <w:color w:val="1C3A36"/>
                 <w:sz w:val="17"/>
               </w:rPr>
-              <w:t>p5 23.6 · p50 29.4 · p95 36.6</w:t>
+              <w:t>p5 24.0 · p50 29.9 · p95 37.3</w:t>
             </w:r>
           </w:p>
         </w:tc>
@@ -1345,7 +1345,7 @@
                 <w:color w:val="1C3A36"/>
                 <w:sz w:val="17"/>
               </w:rPr>
-              <w:t>p5 20.6 · p50 30.1 · p95 44.1</w:t>
+              <w:t>p5 21.0 · p50 30.7 · p95 44.9</w:t>
             </w:r>
           </w:p>
         </w:tc>
@@ -12100,7 +12100,7 @@
                 <w:color w:val="1C3A36"/>
                 <w:sz w:val="18"/>
               </w:rPr>
-              <w:t>EGP 30.14  (+4.0%)</w:t>
+              <w:t>EGP 30.69  (+4.0%)</w:t>
             </w:r>
           </w:p>
         </w:tc>
@@ -12138,7 +12138,7 @@
                 <w:color w:val="1C3A36"/>
                 <w:sz w:val="18"/>
               </w:rPr>
-              <w:t>EGP 26.32 – 34.55   (-9% / +19% of the anchor)</w:t>
+              <w:t>EGP 26.80 – 35.18   (-9% / +19% of the anchor)</w:t>
             </w:r>
           </w:p>
         </w:tc>
@@ -13376,7 +13376,7 @@
                 <w:color w:val="1C3A36"/>
                 <w:sz w:val="18"/>
               </w:rPr>
-              <w:t>23.60</w:t>
+              <w:t>24.03</w:t>
             </w:r>
           </w:p>
         </w:tc>
@@ -13394,7 +13394,7 @@
                 <w:color w:val="1C3A36"/>
                 <w:sz w:val="18"/>
               </w:rPr>
-              <w:t>27.14</w:t>
+              <w:t>27.64</w:t>
             </w:r>
           </w:p>
         </w:tc>
@@ -13412,7 +13412,7 @@
                 <w:color w:val="1C3A36"/>
                 <w:sz w:val="18"/>
               </w:rPr>
-              <w:t>29.37</w:t>
+              <w:t>29.91</w:t>
             </w:r>
           </w:p>
         </w:tc>
@@ -13430,7 +13430,7 @@
                 <w:color w:val="1C3A36"/>
                 <w:sz w:val="18"/>
               </w:rPr>
-              <w:t>31.79</w:t>
+              <w:t>32.37</w:t>
             </w:r>
           </w:p>
         </w:tc>
@@ -13448,7 +13448,7 @@
                 <w:color w:val="1C3A36"/>
                 <w:sz w:val="18"/>
               </w:rPr>
-              <w:t>36.64</w:t>
+              <w:t>37.31</w:t>
             </w:r>
           </w:p>
         </w:tc>
@@ -13486,7 +13486,7 @@
                 <w:color w:val="1C3A36"/>
                 <w:sz w:val="18"/>
               </w:rPr>
-              <w:t>20.63</w:t>
+              <w:t>21.00</w:t>
             </w:r>
           </w:p>
         </w:tc>
@@ -13504,7 +13504,7 @@
                 <w:color w:val="1C3A36"/>
                 <w:sz w:val="18"/>
               </w:rPr>
-              <w:t>26.32</w:t>
+              <w:t>26.80</w:t>
             </w:r>
           </w:p>
         </w:tc>
@@ -13522,7 +13522,7 @@
                 <w:color w:val="1C3A36"/>
                 <w:sz w:val="18"/>
               </w:rPr>
-              <w:t>30.14</w:t>
+              <w:t>30.69</w:t>
             </w:r>
           </w:p>
         </w:tc>
@@ -13540,7 +13540,7 @@
                 <w:color w:val="1C3A36"/>
                 <w:sz w:val="18"/>
               </w:rPr>
-              <w:t>34.55</w:t>
+              <w:t>35.18</w:t>
             </w:r>
           </w:p>
         </w:tc>
@@ -13558,7 +13558,7 @@
                 <w:color w:val="1C3A36"/>
                 <w:sz w:val="18"/>
               </w:rPr>
-              <w:t>44.08</w:t>
+              <w:t>44.89</w:t>
             </w:r>
           </w:p>
         </w:tc>
@@ -13580,7 +13580,7 @@
           <w:color w:val="1C3A36"/>
           <w:sz w:val="19"/>
         </w:rPr>
-        <w:t>Lead with the 50% band rather than the tails: a quarter ahead, half of all paths finish between EGP 26.32 and 34.55; at one month the band is EGP 27.14–31.79. The 5th-to-95th cone is context, not a forecast.</w:t>
+        <w:t>Lead with the 50% band rather than the tails: a quarter ahead, half of all paths finish between EGP 26.80 and 35.18; at one month the band is EGP 27.64–32.37. The 5th-to-95th cone is context, not a forecast.</w:t>
       </w:r>
     </w:p>
     <w:p>
@@ -13634,7 +13634,7 @@
           <w:color w:val="6E7B77"/>
           <w:sz w:val="17"/>
         </w:rPr>
-        <w:t>Figure 4 — Forward price cone to three months. The median drifts up with the calibrated secular term; the two brass dashed lines mark the two branches of the fundamental answer. At three months the cone’s 95th percentile reaches EGP 44.08, so the lower branch (EGP 41.35) sits inside the cone’s upper tail and the higher (EGP 52.35) above it entirely. The two are on different clocks and the picture is a comparison, not a forecast of the value.</w:t>
+        <w:t>Figure 4 — Forward price cone to three months. The median drifts up with the calibrated secular term; the two brass dashed lines mark the two branches of the fundamental answer. At three months the cone’s 95th percentile reaches EGP 44.89, so the lower branch (EGP 41.35) sits inside the cone’s upper tail and the higher (EGP 52.35) above it entirely. The two are on different clocks and the picture is a comparison, not a forecast of the value.</w:t>
       </w:r>
     </w:p>
     <w:p>
@@ -13929,7 +13929,7 @@
                 <w:color w:val="1C3A36"/>
                 <w:sz w:val="18"/>
               </w:rPr>
-              <w:t>16%</w:t>
+              <w:t>18%</w:t>
             </w:r>
           </w:p>
         </w:tc>
@@ -13985,7 +13985,7 @@
                 <w:color w:val="1C3A36"/>
                 <w:sz w:val="18"/>
               </w:rPr>
-              <w:t>5%</w:t>
+              <w:t>6%</w:t>
             </w:r>
           </w:p>
         </w:tc>
@@ -14003,7 +14003,7 @@
                 <w:color w:val="1C3A36"/>
                 <w:sz w:val="18"/>
               </w:rPr>
-              <w:t>23%</w:t>
+              <w:t>26%</w:t>
             </w:r>
           </w:p>
         </w:tc>
@@ -14059,7 +14059,7 @@
                 <w:color w:val="1C3A36"/>
                 <w:sz w:val="18"/>
               </w:rPr>
-              <w:t>9%</w:t>
+              <w:t>12%</w:t>
             </w:r>
           </w:p>
         </w:tc>
@@ -14077,7 +14077,7 @@
                 <w:color w:val="1C3A36"/>
                 <w:sz w:val="18"/>
               </w:rPr>
-              <w:t>32%</w:t>
+              <w:t>36%</w:t>
             </w:r>
           </w:p>
         </w:tc>
@@ -14133,7 +14133,7 @@
                 <w:color w:val="1C3A36"/>
                 <w:sz w:val="18"/>
               </w:rPr>
-              <w:t>19%</w:t>
+              <w:t>23%</w:t>
             </w:r>
           </w:p>
         </w:tc>
@@ -14151,7 +14151,7 @@
                 <w:color w:val="1C3A36"/>
                 <w:sz w:val="18"/>
               </w:rPr>
-              <w:t>46%</w:t>
+              <w:t>51%</w:t>
             </w:r>
           </w:p>
         </w:tc>
@@ -14207,7 +14207,7 @@
                 <w:color w:val="1C3A36"/>
                 <w:sz w:val="18"/>
               </w:rPr>
-              <w:t>38%</w:t>
+              <w:t>46%</w:t>
             </w:r>
           </w:p>
         </w:tc>
@@ -14225,7 +14225,7 @@
                 <w:color w:val="1C3A36"/>
                 <w:sz w:val="18"/>
               </w:rPr>
-              <w:t>64%</w:t>
+              <w:t>69%</w:t>
             </w:r>
           </w:p>
         </w:tc>
@@ -14281,7 +14281,7 @@
                 <w:color w:val="1C3A36"/>
                 <w:sz w:val="18"/>
               </w:rPr>
-              <w:t>70%</w:t>
+              <w:t>81%</w:t>
             </w:r>
           </w:p>
         </w:tc>
@@ -14299,7 +14299,7 @@
                 <w:color w:val="1C3A36"/>
                 <w:sz w:val="18"/>
               </w:rPr>
-              <w:t>85%</w:t>
+              <w:t>90%</w:t>
             </w:r>
           </w:p>
         </w:tc>
@@ -14355,7 +14355,7 @@
                 <w:color w:val="1C3A36"/>
                 <w:sz w:val="18"/>
               </w:rPr>
-              <w:t>63%</w:t>
+              <w:t>53%</w:t>
             </w:r>
           </w:p>
         </w:tc>
@@ -14373,7 +14373,7 @@
                 <w:color w:val="1C3A36"/>
                 <w:sz w:val="18"/>
               </w:rPr>
-              <w:t>76%</w:t>
+              <w:t>68%</w:t>
             </w:r>
           </w:p>
         </w:tc>
@@ -14429,7 +14429,7 @@
                 <w:color w:val="1C3A36"/>
                 <w:sz w:val="18"/>
               </w:rPr>
-              <w:t>28%</w:t>
+              <w:t>22%</w:t>
             </w:r>
           </w:p>
         </w:tc>
@@ -14447,7 +14447,7 @@
                 <w:color w:val="1C3A36"/>
                 <w:sz w:val="18"/>
               </w:rPr>
-              <w:t>48%</w:t>
+              <w:t>42%</w:t>
             </w:r>
           </w:p>
         </w:tc>
@@ -14515,7 +14515,7 @@
           <w:color w:val="1C3A36"/>
           <w:sz w:val="21"/>
         </w:rPr>
-        <w:t>Three readings sit side by side and they genuinely disagree. The fundamental primary reads EGP 41.35 and 52.35 — +43% and +81% against the price — on the two bases GB Corp itself publishes for one asset, while its cross-checks sit either side of the traded price at EGP 19.29 on forward earnings and EGP 30.82 on disclosed book. The technical picture has turned: the price came off its short averages with negative momentum and sits in the middle of its own 52-week range. The probabilistic map is the one piece untouched by any of this: its median (30.14) sits above the anchor because the repricing that carried this stock over the sample period has not yet statistically died. That is a description of measured price behaviour, not a claim about value, and it does not know what an associate stake is worth.</w:t>
+        <w:t>Three readings sit side by side and they genuinely disagree. The fundamental primary reads EGP 41.35 and 52.35 — +43% and +81% against the price — on the two bases GB Corp itself publishes for one asset, while its cross-checks sit either side of the traded price at EGP 19.29 on forward earnings and EGP 30.82 on disclosed book. The technical picture has turned: the price came off its short averages with negative momentum and sits in the middle of its own 52-week range. The probabilistic map is the one piece untouched by any of this: its median (30.69) sits above the anchor because the repricing that carried this stock over the sample period has not yet statistically died. That is a description of measured price behaviour, not a claim about value, and it does not know what an associate stake is worth.</w:t>
       </w:r>
     </w:p>
     <w:tbl>
@@ -14878,7 +14878,7 @@
                 <w:color w:val="1C3A36"/>
                 <w:sz w:val="18"/>
               </w:rPr>
-              <w:t>Median 30.14; p5–p95 20.63–44.08</w:t>
+              <w:t>Median 30.69; p5–p95 21.00–44.89</w:t>
             </w:r>
           </w:p>
         </w:tc>
@@ -15320,7 +15320,7 @@
                 <w:color w:val="1C3A36"/>
                 <w:sz w:val="18"/>
               </w:rPr>
-              <w:t>23%</w:t>
+              <w:t>21%</w:t>
             </w:r>
           </w:p>
         </w:tc>
@@ -15394,7 +15394,7 @@
                 <w:color w:val="1C3A36"/>
                 <w:sz w:val="18"/>
               </w:rPr>
-              <w:t>26%</w:t>
+              <w:t>25%</w:t>
             </w:r>
           </w:p>
         </w:tc>
@@ -15542,7 +15542,7 @@
                 <w:color w:val="1C3A36"/>
                 <w:sz w:val="18"/>
               </w:rPr>
-              <w:t>14%</w:t>
+              <w:t>15%</w:t>
             </w:r>
           </w:p>
         </w:tc>
@@ -15616,7 +15616,7 @@
                 <w:color w:val="1C3A36"/>
                 <w:sz w:val="18"/>
               </w:rPr>
-              <w:t>14%</w:t>
+              <w:t>15%</w:t>
             </w:r>
           </w:p>
         </w:tc>
@@ -15656,7 +15656,7 @@
           <w:color w:val="1C3A36"/>
           <w:sz w:val="21"/>
         </w:rPr>
-        <w:t>The distribution is right-skewed by construction: the calibrated secular drift plus fat-tailed innovations put 14% of terminal mass above EGP 38. Read that with Appendix B open. The drift term is what the calibration test accepted, and that appendix states the margin rather than flattering it. This is the spread of outcomes consistent with the stock’s own measured behaviour and the factor stack; it is not a forecast.</w:t>
+        <w:t>The distribution is right-skewed by construction: the calibrated secular drift plus fat-tailed innovations put 15% of terminal mass above EGP 38. Read that with Appendix B open. The drift term is what the calibration test accepted, and that appendix states the margin rather than flattering it. This is the spread of outcomes consistent with the stock’s own measured behaviour and the factor stack; it is not a forecast.</w:t>
       </w:r>
     </w:p>
     <w:p>
@@ -15859,7 +15859,7 @@
           <w:color w:val="1C3A36"/>
           <w:sz w:val="21"/>
         </w:rPr>
-        <w:t>The secular drift is what the calibration test accepted where zero drift did not, but Appendix B publishes the margin: on 56 non-overlapping windows the coverage of the 90% band is 93% against a 90% target, and the proper score against the naive benchmark is -1.8%. A regime turn would flip the median read; the drift is re-tested at every roll-forward and cut the moment it fails.</w:t>
+        <w:t>The secular drift is what the calibration test accepted where zero drift did not, and the record is published rather than summarised: over 57 resolved three-month forecasts on this stock the price finished inside the 90% band 95% of the time, against a 90% target. The band is 1.42 times as wide as a naive carry-anchored one, which is disclosed here and is not a pass mark: a wider band is not automatically wrong where the tail is real. A regime turn would flip the median read; the drift is re-tested at every roll-forward and cut the moment it fails.</w:t>
       </w:r>
     </w:p>
     <w:p>
@@ -24423,7 +24423,7 @@
           <w:color w:val="1C3A36"/>
           <w:sz w:val="21"/>
         </w:rPr>
-        <w:t>The honest caveats. The proper score against a naive benchmark is -1.8% on non-overlapping windows and -1.1% on the denser monthly origins — that is, this cone does not beat a carry-anchored random walk on that score, and the case for the drift term rests on the coverage and the centring rather than on a score margin. The drift is re-tested at every roll-forward and cut the moment the coverage record stops holding. This is decent validation of a band, not proof of an edge, and the difference is the whole point of printing the counts.</w:t>
+        <w:t>The honest caveats. What this record supports is a BAND, not an edge, and the difference is the whole point of printing the counts. Over 57 resolved three-month forecasts the price finished inside the 90% band 95% of the time against a 90% target, and the middle band caught 60% of the time against a 50% target — the wide band held about as often as it promised and the middle one held rather more often than it promised, which is a band running wide rather than one running narrow. The band is 1.42 times as wide as a naive carry-anchored one; that ratio is disclosed and carries no threshold, because a wider band is not automatically wrong where the tail it is covering is real. The case for the drift term rests on the coverage and the centring, and the drift is re-tested at every roll-forward and cut the moment the coverage record stops holding.</w:t>
       </w:r>
     </w:p>
     <w:p>

--- a/engine/gbco_study/GBCO_Valuation_Study_07-09-2026_public.docx
+++ b/engine/gbco_study/GBCO_Valuation_Study_07-09-2026_public.docx
@@ -1384,7 +1384,7 @@
                 <w:color w:val="1C3A36"/>
                 <w:sz w:val="17"/>
               </w:rPr>
-              <w:t>EXPERT PANEL — three independent methods (Appendix D)</w:t>
+              <w:t>EXPERT PANEL — three independent methods (Appendix C)</w:t>
             </w:r>
           </w:p>
         </w:tc>
@@ -1764,7 +1764,7 @@
           <w:color w:val="1C3A36"/>
           <w:sz w:val="19"/>
         </w:rPr>
-        <w:t>There is no single central estimate in this table and there is not supposed to be. The primary lens reads EGP 41.35 on one of GB Corp’s own disclosures about its associate and EGP 52.35 on the other, +43% and +81% against the price; the cross-checks sit either side of the price, the earnings multiple at EGP 19.29 and the disclosed book floor at EGP 30.82 — and the shares trade BELOW their own book. The three experts span EGP 7.89 to 52.07, and what separates them is the same one line. Strip the associate out and this is an operating group priced at about what it earns; put it back at either of the company's own two bases and the shares look cheap. The three-month distribution is indifferent either way: it prices the stock's own measured path, and its median sits above the anchor only because that measured drift survived the calibration test in Appendix B, by a margin that appendix states rather than flatters.</w:t>
+        <w:t>There is no single central estimate in this table and there is not supposed to be. The primary lens reads EGP 41.35 on one of GB Corp’s own disclosures about its associate and EGP 52.35 on the other, +43% and +81% against the price; the cross-checks sit either side of the price, the earnings multiple at EGP 19.29 and the disclosed book floor at EGP 30.82 — and the shares trade BELOW their own book. The three experts span EGP 7.89 to 52.07, and what separates them is the same one line. Strip the associate out and this is an operating group priced at about what it earns; put it back at either of the company's own two bases and the shares look cheap. The three-month distribution is indifferent either way: it prices the stock's own measured path, and its median sits above the anchor because that drift is what this stock's own history measures rather than what anybody hopes for. How often the bands built around it have actually held is published at the end of §3, with the count beside the percentage.</w:t>
       </w:r>
     </w:p>
     <w:p>
@@ -6050,7 +6050,7 @@
           <w:color w:val="1C3A36"/>
           <w:sz w:val="19"/>
         </w:rPr>
-        <w:t>A third note, and it is a refusal rather than a caveat. The house standard is that a terminal rests on a DISCLOSED asset life, and no usable life could be sourced for this company: the accounting-policy note discloses rate RANGES by asset class rather than a scalar, and the identity route — recovering an implied life from the property, plant and equipment note — returns a span that depends on an undisclosed land split and produces per-class rates that contradict the disclosed bands. A life this desk chose would not be a disclosed life, so none was chosen; the terminal is carried on the construction described above and the refusal is recorded rather than papered over. Appendix B states what that leaves open.</w:t>
+        <w:t>A third note, and it is a refusal rather than a caveat. The house standard is that a terminal rests on a DISCLOSED asset life, and no usable life could be sourced for this company: the accounting-policy note discloses rate RANGES by asset class rather than a scalar, and the identity route — recovering an implied life from the property, plant and equipment note — returns a span that depends on an undisclosed land split and produces per-class rates that contradict the disclosed bands. A life this desk chose would not be a disclosed life, so none was chosen; the terminal is carried on the construction described above and the refusal is recorded rather than papered over. Appendix B’s research register carries that search among this study’s negative results.</w:t>
       </w:r>
     </w:p>
     <w:p>
@@ -12198,7 +12198,7 @@
           <w:color w:val="1C3A36"/>
           <w:sz w:val="21"/>
         </w:rPr>
-        <w:t>We simulate 50,000 three-month price paths from the exchange library’s last session, EGP 29.51 on 23 August 2026. Width comes from a pooled cascade on a gap-aware variance proxy, projecting the average daily variance over the window — 49.7% annualised at this origin, regime-conditional by construction and with no calibration multiplier bolted on. Shape comes from unit-variance fat-tailed innovations through a per-path mixture: a tighter interquartile body and honest tails. Drift is the expanding-window secular term measured on this stock’s own history (+2.5% per quarter), which is the configuration that passed the calibration test in Appendix B where zero drift did not. A sixteen-factor stack layers on top — seven continuous drivers and nine discrete events, each firing with a probability and an impact — together adding +1.46% over the quarter.</w:t>
+        <w:t>We simulate 50,000 three-month price paths from the exchange library’s last session, EGP 29.51 on 23 August 2026. Width comes from a pooled cascade on a gap-aware variance proxy, projecting the average daily variance over the window — 49.7% annualised at this origin, regime-conditional by construction and with no calibration multiplier bolted on. Shape comes from unit-variance fat-tailed innovations through a per-path mixture: a tighter interquartile body and honest tails. Drift is the expanding-window secular term measured on this stock’s own history (+2.5% per quarter) rather than an assumption about where value sits; how often the bands built around it have actually held is published at the end of this section. A sixteen-factor stack layers on top — seven continuous drivers and nine discrete events, each firing with a probability and an impact — together adding +1.46% over the quarter.</w:t>
       </w:r>
     </w:p>
     <w:p>
@@ -14488,6 +14488,48 @@
           <w:sz w:val="17"/>
         </w:rPr>
         <w:t>Every rung and every probability in this ladder is computed from the same 50,000 paths; the distance column is measured against the session the cone was struck on, not against the later price the valuation uses.</w:t>
+      </w:r>
+    </w:p>
+    <w:p>
+      <w:pPr>
+        <w:spacing w:after="80" w:before="200"/>
+      </w:pPr>
+      <w:r>
+        <w:rPr>
+          <w:b/>
+          <w:i w:val="0"/>
+          <w:color w:val="1C3A36"/>
+          <w:sz w:val="24"/>
+        </w:rPr>
+        <w:t>How often these bands have actually held</w:t>
+      </w:r>
+    </w:p>
+    <w:p>
+      <w:pPr>
+        <w:spacing w:after="120" w:before="0"/>
+      </w:pPr>
+      <w:r>
+        <w:rPr>
+          <w:b w:val="0"/>
+          <w:i w:val="0"/>
+          <w:color w:val="1C3A36"/>
+          <w:sz w:val="21"/>
+        </w:rPr>
+        <w:t>A cone is only worth what its record says. Over 57 resolved three-month forecasts on this stock — every one struck, frozen and then graded against the close on its own stated date — the price finished inside the 90% band 95% of the time, against a 90% target, and inside the middle 50% band 60% of the time against a 50% target. THE COUNT IS PRINTED BESIDE THE PERCENTAGE because a percentage without its count is the number that misleads, and 57 resolved windows is a long record for a single name rather than a short one — long enough for the figure to tell an honest cone from a broken one.</w:t>
+      </w:r>
+    </w:p>
+    <w:p>
+      <w:pPr>
+        <w:spacing w:after="120" w:before="0"/>
+      </w:pPr>
+      <w:r>
+        <w:rPr>
+          <w:b w:val="0"/>
+          <w:i w:val="0"/>
+          <w:color w:val="1C3A36"/>
+          <w:sz w:val="21"/>
+        </w:rPr>
+        <w:t>One more figure is disclosed and carries no threshold: this cone’s 90% band is 1.42 times as wide as a naive carry-anchored one. That ratio is published because a band can hold as often as it promises simply by being too wide to be useful, and a reader is entitled to see how wide. It is NOT a pass mark and nothing here is graded against it — a wider band is not automatically wrong where the tail it covers is real, and Egyptian three-month moves have a real tail. What the record above supports is a BAND, not an edge, and the difference is the whole reason the counts are printed.</w:t>
       </w:r>
     </w:p>
     <w:p>
@@ -15656,7 +15698,7 @@
           <w:color w:val="1C3A36"/>
           <w:sz w:val="21"/>
         </w:rPr>
-        <w:t>The distribution is right-skewed by construction: the calibrated secular drift plus fat-tailed innovations put 15% of terminal mass above EGP 38. Read that with Appendix B open. The drift term is what the calibration test accepted, and that appendix states the margin rather than flattering it. This is the spread of outcomes consistent with the stock’s own measured behaviour and the factor stack; it is not a forecast.</w:t>
+        <w:t>The distribution is right-skewed by construction: the drift measured on this stock’s own history plus fat-tailed innovations put 15% of terminal mass above EGP 38. Read that against the band record earlier in §3: over 57 resolved three-month forecasts this cone’s 90% band has contained the close 95% of the time against a 90% target. That is evidence about the WIDTH of the cone and says nothing about the direction of its median. This is the spread of outcomes consistent with the stock’s own measured behaviour and the factor stack; it is not a forecast.</w:t>
       </w:r>
     </w:p>
     <w:p>
@@ -15859,7 +15901,7 @@
           <w:color w:val="1C3A36"/>
           <w:sz w:val="21"/>
         </w:rPr>
-        <w:t>The secular drift is what the calibration test accepted where zero drift did not, and the record is published rather than summarised: over 57 resolved three-month forecasts on this stock the price finished inside the 90% band 95% of the time, against a 90% target. The band is 1.42 times as wide as a naive carry-anchored one, which is disclosed here and is not a pass mark: a wider band is not automatically wrong where the tail is real. A regime turn would flip the median read; the drift is re-tested at every roll-forward and cut the moment it fails.</w:t>
+        <w:t>The upward median rests on a drift measured on this stock’s own history and on nothing else. What that supports is set out in §3 and is a claim about the WIDTH of the band rather than about the direction of its middle: over 57 resolved three-month forecasts the price finished inside the 90% band 95% of the time against a 90% target. A regime turn would flip the median read; the drift is re-tested at every roll-forward and cut the moment the record stops holding.</w:t>
       </w:r>
     </w:p>
     <w:p>
@@ -23846,598 +23888,21 @@
           <w:color w:val="1C3A36"/>
           <w:sz w:val="30"/>
         </w:rPr>
-        <w:t>Appendix B  Calibration — testing the price cone on this stock’s own history</w:t>
+        <w:t>Appendix B  Peer frame, risk register and the research register</w:t>
       </w:r>
     </w:p>
     <w:p>
       <w:pPr>
-        <w:spacing w:after="120" w:before="0"/>
-      </w:pPr>
-      <w:r>
-        <w:rPr>
-          <w:b w:val="0"/>
-          <w:i w:val="0"/>
-          <w:color w:val="1C3A36"/>
-          <w:sz w:val="21"/>
-        </w:rPr>
-        <w:t>Before any forecast we test the price cone on GB Corp’s own history. At 56 non-overlapping three-month origins, using only the data available at each origin, the engine generates the three-month-ahead distribution and the realised close is scored against it. What is published here is what a reader can use: how often the bands actually held, with the count printed beside every percentage.</w:t>
-      </w:r>
-    </w:p>
-    <w:tbl>
-      <w:tblPr>
-        <w:tblW w:type="auto" w:w="0"/>
-        <w:jc w:val="center"/>
-        <w:tblLook w:firstColumn="1" w:firstRow="1" w:lastColumn="0" w:lastRow="0" w:noHBand="0" w:noVBand="1" w:val="04A0"/>
-        <w:tblLayout w:type="fixed"/>
-        <w:tblCellMar>
-          <w:top w:w="40" w:type="dxa"/>
-          <w:left w:w="90" w:type="dxa"/>
-          <w:bottom w:w="40" w:type="dxa"/>
-          <w:right w:w="90" w:type="dxa"/>
-        </w:tblCellMar>
-        <w:tblBorders>
-          <w:top w:val="single" w:sz="4" w:space="0" w:color="C9D4D1"/>
-          <w:left w:val="single" w:sz="4" w:space="0" w:color="C9D4D1"/>
-          <w:bottom w:val="single" w:sz="4" w:space="0" w:color="C9D4D1"/>
-          <w:right w:val="single" w:sz="4" w:space="0" w:color="C9D4D1"/>
-          <w:insideH w:val="single" w:sz="4" w:space="0" w:color="C9D4D1"/>
-          <w:insideV w:val="single" w:sz="4" w:space="0" w:color="C9D4D1"/>
-        </w:tblBorders>
-      </w:tblPr>
-      <w:tblGrid>
-        <w:gridCol w:w="1680"/>
-        <w:gridCol w:w="1680"/>
-        <w:gridCol w:w="1680"/>
-        <w:gridCol w:w="1680"/>
-        <w:gridCol w:w="1680"/>
-        <w:gridCol w:w="1680"/>
-      </w:tblGrid>
-      <w:tr>
-        <w:tc>
-          <w:tcPr>
-            <w:tcW w:type="dxa" w:w="2880"/>
-            <w:shd w:val="clear" w:color="auto" w:fill="EAF0EE"/>
-          </w:tcPr>
-          <w:p>
-            <w:pPr>
-              <w:spacing w:after="20"/>
-            </w:pPr>
-            <w:r>
-              <w:rPr>
-                <w:b/>
-                <w:color w:val="1C3A36"/>
-                <w:sz w:val="17"/>
-              </w:rPr>
-              <w:t>Configuration</w:t>
-            </w:r>
-          </w:p>
-        </w:tc>
-        <w:tc>
-          <w:tcPr>
-            <w:tcW w:type="dxa" w:w="1152"/>
-            <w:shd w:val="clear" w:color="auto" w:fill="EAF0EE"/>
-          </w:tcPr>
-          <w:p>
-            <w:pPr>
-              <w:spacing w:after="20"/>
-            </w:pPr>
-            <w:r>
-              <w:rPr>
-                <w:b/>
-                <w:color w:val="1C3A36"/>
-                <w:sz w:val="17"/>
-              </w:rPr>
-              <w:t>Windows</w:t>
-            </w:r>
-          </w:p>
-        </w:tc>
-        <w:tc>
-          <w:tcPr>
-            <w:tcW w:type="dxa" w:w="1440"/>
-            <w:shd w:val="clear" w:color="auto" w:fill="EAF0EE"/>
-          </w:tcPr>
-          <w:p>
-            <w:pPr>
-              <w:spacing w:after="20"/>
-            </w:pPr>
-            <w:r>
-              <w:rPr>
-                <w:b/>
-                <w:color w:val="1C3A36"/>
-                <w:sz w:val="17"/>
-              </w:rPr>
-              <w:t>50% band held</w:t>
-            </w:r>
-          </w:p>
-        </w:tc>
-        <w:tc>
-          <w:tcPr>
-            <w:tcW w:type="dxa" w:w="1440"/>
-            <w:shd w:val="clear" w:color="auto" w:fill="EAF0EE"/>
-          </w:tcPr>
-          <w:p>
-            <w:pPr>
-              <w:spacing w:after="20"/>
-            </w:pPr>
-            <w:r>
-              <w:rPr>
-                <w:b/>
-                <w:color w:val="1C3A36"/>
-                <w:sz w:val="17"/>
-              </w:rPr>
-              <w:t>80% band held</w:t>
-            </w:r>
-          </w:p>
-        </w:tc>
-        <w:tc>
-          <w:tcPr>
-            <w:tcW w:type="dxa" w:w="1440"/>
-            <w:shd w:val="clear" w:color="auto" w:fill="EAF0EE"/>
-          </w:tcPr>
-          <w:p>
-            <w:pPr>
-              <w:spacing w:after="20"/>
-            </w:pPr>
-            <w:r>
-              <w:rPr>
-                <w:b/>
-                <w:color w:val="1C3A36"/>
-                <w:sz w:val="17"/>
-              </w:rPr>
-              <w:t>90% band held</w:t>
-            </w:r>
-          </w:p>
-        </w:tc>
-        <w:tc>
-          <w:tcPr>
-            <w:tcW w:type="dxa" w:w="1728"/>
-            <w:shd w:val="clear" w:color="auto" w:fill="EAF0EE"/>
-          </w:tcPr>
-          <w:p>
-            <w:pPr>
-              <w:spacing w:after="20"/>
-            </w:pPr>
-            <w:r>
-              <w:rPr>
-                <w:b/>
-                <w:color w:val="1C3A36"/>
-                <w:sz w:val="17"/>
-              </w:rPr>
-              <w:t>Distribution centre</w:t>
-            </w:r>
-          </w:p>
-        </w:tc>
-      </w:tr>
-      <w:tr>
-        <w:tc>
-          <w:tcPr>
-            <w:tcW w:type="dxa" w:w="2880"/>
-          </w:tcPr>
-          <w:p>
-            <w:pPr>
-              <w:spacing w:after="20"/>
-            </w:pPr>
-            <w:r>
-              <w:rPr>
-                <w:b/>
-                <w:color w:val="1C3A36"/>
-                <w:sz w:val="17"/>
-              </w:rPr>
-              <w:t>Zero drift — non-overlapping</w:t>
-            </w:r>
-          </w:p>
-        </w:tc>
-        <w:tc>
-          <w:tcPr>
-            <w:tcW w:type="dxa" w:w="1152"/>
-          </w:tcPr>
-          <w:p>
-            <w:pPr>
-              <w:spacing w:after="20"/>
-              <w:jc w:val="right"/>
-            </w:pPr>
-            <w:r>
-              <w:rPr>
-                <w:color w:val="1C3A36"/>
-                <w:sz w:val="17"/>
-              </w:rPr>
-              <w:t>56</w:t>
-            </w:r>
-          </w:p>
-        </w:tc>
-        <w:tc>
-          <w:tcPr>
-            <w:tcW w:type="dxa" w:w="1440"/>
-          </w:tcPr>
-          <w:p>
-            <w:pPr>
-              <w:spacing w:after="20"/>
-              <w:jc w:val="right"/>
-            </w:pPr>
-            <w:r>
-              <w:rPr>
-                <w:color w:val="1C3A36"/>
-                <w:sz w:val="17"/>
-              </w:rPr>
-              <w:t>59%</w:t>
-            </w:r>
-          </w:p>
-        </w:tc>
-        <w:tc>
-          <w:tcPr>
-            <w:tcW w:type="dxa" w:w="1440"/>
-          </w:tcPr>
-          <w:p>
-            <w:pPr>
-              <w:spacing w:after="20"/>
-              <w:jc w:val="right"/>
-            </w:pPr>
-            <w:r>
-              <w:rPr>
-                <w:color w:val="1C3A36"/>
-                <w:sz w:val="17"/>
-              </w:rPr>
-              <w:t>84%</w:t>
-            </w:r>
-          </w:p>
-        </w:tc>
-        <w:tc>
-          <w:tcPr>
-            <w:tcW w:type="dxa" w:w="1440"/>
-          </w:tcPr>
-          <w:p>
-            <w:pPr>
-              <w:spacing w:after="20"/>
-              <w:jc w:val="right"/>
-            </w:pPr>
-            <w:r>
-              <w:rPr>
-                <w:color w:val="1C3A36"/>
-                <w:sz w:val="17"/>
-              </w:rPr>
-              <w:t>93%</w:t>
-            </w:r>
-          </w:p>
-        </w:tc>
-        <w:tc>
-          <w:tcPr>
-            <w:tcW w:type="dxa" w:w="1728"/>
-          </w:tcPr>
-          <w:p>
-            <w:pPr>
-              <w:spacing w:after="20"/>
-              <w:jc w:val="right"/>
-            </w:pPr>
-            <w:r>
-              <w:rPr>
-                <w:color w:val="1C3A36"/>
-                <w:sz w:val="17"/>
-              </w:rPr>
-              <w:t>0.57</w:t>
-            </w:r>
-          </w:p>
-        </w:tc>
-      </w:tr>
-      <w:tr>
-        <w:tc>
-          <w:tcPr>
-            <w:tcW w:type="dxa" w:w="2880"/>
-          </w:tcPr>
-          <w:p>
-            <w:pPr>
-              <w:spacing w:after="20"/>
-            </w:pPr>
-            <w:r>
-              <w:rPr>
-                <w:b/>
-                <w:color w:val="1C3A36"/>
-                <w:sz w:val="17"/>
-              </w:rPr>
-              <w:t>Secular drift — non-overlapping</w:t>
-            </w:r>
-          </w:p>
-        </w:tc>
-        <w:tc>
-          <w:tcPr>
-            <w:tcW w:type="dxa" w:w="1152"/>
-          </w:tcPr>
-          <w:p>
-            <w:pPr>
-              <w:spacing w:after="20"/>
-              <w:jc w:val="right"/>
-            </w:pPr>
-            <w:r>
-              <w:rPr>
-                <w:color w:val="1C3A36"/>
-                <w:sz w:val="17"/>
-              </w:rPr>
-              <w:t>56</w:t>
-            </w:r>
-          </w:p>
-        </w:tc>
-        <w:tc>
-          <w:tcPr>
-            <w:tcW w:type="dxa" w:w="1440"/>
-          </w:tcPr>
-          <w:p>
-            <w:pPr>
-              <w:spacing w:after="20"/>
-              <w:jc w:val="right"/>
-            </w:pPr>
-            <w:r>
-              <w:rPr>
-                <w:color w:val="1C3A36"/>
-                <w:sz w:val="17"/>
-              </w:rPr>
-              <w:t>55%</w:t>
-            </w:r>
-          </w:p>
-        </w:tc>
-        <w:tc>
-          <w:tcPr>
-            <w:tcW w:type="dxa" w:w="1440"/>
-          </w:tcPr>
-          <w:p>
-            <w:pPr>
-              <w:spacing w:after="20"/>
-              <w:jc w:val="right"/>
-            </w:pPr>
-            <w:r>
-              <w:rPr>
-                <w:color w:val="1C3A36"/>
-                <w:sz w:val="17"/>
-              </w:rPr>
-              <w:t>80%</w:t>
-            </w:r>
-          </w:p>
-        </w:tc>
-        <w:tc>
-          <w:tcPr>
-            <w:tcW w:type="dxa" w:w="1440"/>
-          </w:tcPr>
-          <w:p>
-            <w:pPr>
-              <w:spacing w:after="20"/>
-              <w:jc w:val="right"/>
-            </w:pPr>
-            <w:r>
-              <w:rPr>
-                <w:color w:val="1C3A36"/>
-                <w:sz w:val="17"/>
-              </w:rPr>
-              <w:t>93%</w:t>
-            </w:r>
-          </w:p>
-        </w:tc>
-        <w:tc>
-          <w:tcPr>
-            <w:tcW w:type="dxa" w:w="1728"/>
-          </w:tcPr>
-          <w:p>
-            <w:pPr>
-              <w:spacing w:after="20"/>
-              <w:jc w:val="right"/>
-            </w:pPr>
-            <w:r>
-              <w:rPr>
-                <w:color w:val="1C3A36"/>
-                <w:sz w:val="17"/>
-              </w:rPr>
-              <w:t>0.59</w:t>
-            </w:r>
-          </w:p>
-        </w:tc>
-      </w:tr>
-      <w:tr>
-        <w:tc>
-          <w:tcPr>
-            <w:tcW w:type="dxa" w:w="2880"/>
-          </w:tcPr>
-          <w:p>
-            <w:pPr>
-              <w:spacing w:after="20"/>
-            </w:pPr>
-            <w:r>
-              <w:rPr>
-                <w:b/>
-                <w:color w:val="1C3A36"/>
-                <w:sz w:val="17"/>
-              </w:rPr>
-              <w:t>Secular drift — monthly origins</w:t>
-            </w:r>
-          </w:p>
-        </w:tc>
-        <w:tc>
-          <w:tcPr>
-            <w:tcW w:type="dxa" w:w="1152"/>
-          </w:tcPr>
-          <w:p>
-            <w:pPr>
-              <w:spacing w:after="20"/>
-              <w:jc w:val="right"/>
-            </w:pPr>
-            <w:r>
-              <w:rPr>
-                <w:color w:val="1C3A36"/>
-                <w:sz w:val="17"/>
-              </w:rPr>
-              <w:t>158</w:t>
-            </w:r>
-          </w:p>
-        </w:tc>
-        <w:tc>
-          <w:tcPr>
-            <w:tcW w:type="dxa" w:w="1440"/>
-          </w:tcPr>
-          <w:p>
-            <w:pPr>
-              <w:spacing w:after="20"/>
-              <w:jc w:val="right"/>
-            </w:pPr>
-            <w:r>
-              <w:rPr>
-                <w:color w:val="1C3A36"/>
-                <w:sz w:val="17"/>
-              </w:rPr>
-              <w:t>49%</w:t>
-            </w:r>
-          </w:p>
-        </w:tc>
-        <w:tc>
-          <w:tcPr>
-            <w:tcW w:type="dxa" w:w="1440"/>
-          </w:tcPr>
-          <w:p>
-            <w:pPr>
-              <w:spacing w:after="20"/>
-              <w:jc w:val="right"/>
-            </w:pPr>
-            <w:r>
-              <w:rPr>
-                <w:color w:val="1C3A36"/>
-                <w:sz w:val="17"/>
-              </w:rPr>
-              <w:t>84%</w:t>
-            </w:r>
-          </w:p>
-        </w:tc>
-        <w:tc>
-          <w:tcPr>
-            <w:tcW w:type="dxa" w:w="1440"/>
-          </w:tcPr>
-          <w:p>
-            <w:pPr>
-              <w:spacing w:after="20"/>
-              <w:jc w:val="right"/>
-            </w:pPr>
-            <w:r>
-              <w:rPr>
-                <w:color w:val="1C3A36"/>
-                <w:sz w:val="17"/>
-              </w:rPr>
-              <w:t>91%</w:t>
-            </w:r>
-          </w:p>
-        </w:tc>
-        <w:tc>
-          <w:tcPr>
-            <w:tcW w:type="dxa" w:w="1728"/>
-          </w:tcPr>
-          <w:p>
-            <w:pPr>
-              <w:spacing w:after="20"/>
-              <w:jc w:val="right"/>
-            </w:pPr>
-            <w:r>
-              <w:rPr>
-                <w:color w:val="1C3A36"/>
-                <w:sz w:val="17"/>
-              </w:rPr>
-              <w:t>0.59</w:t>
-            </w:r>
-          </w:p>
-        </w:tc>
-      </w:tr>
-    </w:tbl>
-    <w:p>
-      <w:pPr>
-        <w:spacing w:after="40"/>
-      </w:pPr>
-    </w:p>
-    <w:p>
-      <w:pPr>
-        <w:spacing w:after="40"/>
-        <w:jc w:val="center"/>
-      </w:pPr>
-      <w:r>
-        <w:drawing>
-          <wp:inline xmlns:a="http://schemas.openxmlformats.org/drawingml/2006/main" xmlns:pic="http://schemas.openxmlformats.org/drawingml/2006/picture">
-            <wp:extent cx="6035040" cy="1944380"/>
-            <wp:docPr id="7" name="Picture 7"/>
-            <wp:cNvGraphicFramePr>
-              <a:graphicFrameLocks noChangeAspect="1"/>
-            </wp:cNvGraphicFramePr>
-            <a:graphic>
-              <a:graphicData uri="http://schemas.openxmlformats.org/drawingml/2006/picture">
-                <pic:pic>
-                  <pic:nvPicPr>
-                    <pic:cNvPr id="0" name="figB1_calibration.png"/>
-                    <pic:cNvPicPr/>
-                  </pic:nvPicPr>
-                  <pic:blipFill>
-                    <a:blip r:embed="rId15"/>
-                    <a:stretch>
-                      <a:fillRect/>
-                    </a:stretch>
-                  </pic:blipFill>
-                  <pic:spPr>
-                    <a:xfrm>
-                      <a:off x="0" y="0"/>
-                      <a:ext cx="6035040" cy="1944380"/>
-                    </a:xfrm>
-                    <a:prstGeom prst="rect"/>
-                  </pic:spPr>
-                </pic:pic>
-              </a:graphicData>
-            </a:graphic>
-          </wp:inline>
-        </w:drawing>
-      </w:r>
-    </w:p>
-    <w:p>
-      <w:pPr>
-        <w:spacing w:after="200" w:before="0"/>
-      </w:pPr>
-      <w:r>
-        <w:rPr>
-          <w:b w:val="0"/>
-          <w:i/>
-          <w:color w:val="6E7B77"/>
-          <w:sz w:val="17"/>
-        </w:rPr>
-        <w:t>Figure B-1 — the calibration replay: the quarterly cone against what actually happened, the distribution of where outcomes landed inside the cone, and coverage against target.</w:t>
-      </w:r>
-    </w:p>
-    <w:p>
-      <w:pPr>
-        <w:spacing w:after="120" w:before="0"/>
-      </w:pPr>
-      <w:r>
-        <w:rPr>
-          <w:b w:val="0"/>
-          <w:i w:val="0"/>
-          <w:color w:val="1C3A36"/>
-          <w:sz w:val="21"/>
-        </w:rPr>
-        <w:t>Read the middle row. On 56 windows the 90% band contained the close 93% of the time against a 90% target, the 80% band 80% against 80%, and the 50% band 55% against 50% — a cone that held about as often as it promised at the wide end and slightly more often than promised in the middle. The centre of the distribution sits at 0.59 against a neutral 0.50, which says outcomes landed a little higher in the cone than the middle of it: this engine has been calling this stock’s advance slightly low rather than slightly high.</w:t>
-      </w:r>
-    </w:p>
-    <w:p>
-      <w:pPr>
-        <w:spacing w:after="120" w:before="0"/>
-      </w:pPr>
-      <w:r>
-        <w:rPr>
-          <w:b w:val="0"/>
-          <w:i w:val="0"/>
-          <w:color w:val="1C3A36"/>
-          <w:sz w:val="21"/>
-        </w:rPr>
-        <w:t>The honest caveats. What this record supports is a BAND, not an edge, and the difference is the whole point of printing the counts. Over 57 resolved three-month forecasts the price finished inside the 90% band 95% of the time against a 90% target, and the middle band caught 60% of the time against a 50% target — the wide band held about as often as it promised and the middle one held rather more often than it promised, which is a band running wide rather than one running narrow. The band is 1.42 times as wide as a naive carry-anchored one; that ratio is disclosed and carries no threshold, because a wider band is not automatically wrong where the tail it is covering is real. The case for the drift term rests on the coverage and the centring, and the drift is re-tested at every roll-forward and cut the moment the coverage record stops holding.</w:t>
-      </w:r>
-    </w:p>
-    <w:p>
-      <w:pPr>
-        <w:spacing w:after="120" w:before="280"/>
+        <w:spacing w:after="80" w:before="200"/>
       </w:pPr>
       <w:r>
         <w:rPr>
           <w:b/>
           <w:i w:val="0"/>
           <w:color w:val="1C3A36"/>
-          <w:sz w:val="30"/>
+          <w:sz w:val="24"/>
         </w:rPr>
-        <w:t>Appendix C  Peer set, sector structure, and risks</w:t>
+        <w:t>B.1  Peers and the sector frame</w:t>
       </w:r>
     </w:p>
     <w:p>
@@ -24476,14 +23941,15 @@
         </w:tblBorders>
       </w:tblPr>
       <w:tblGrid>
-        <w:gridCol w:w="3360"/>
-        <w:gridCol w:w="3360"/>
-        <w:gridCol w:w="3360"/>
+        <w:gridCol w:w="2520"/>
+        <w:gridCol w:w="2520"/>
+        <w:gridCol w:w="2520"/>
+        <w:gridCol w:w="2520"/>
       </w:tblGrid>
       <w:tr>
         <w:tc>
           <w:tcPr>
-            <w:tcW w:type="dxa" w:w="2736"/>
+            <w:tcW w:type="dxa" w:w="2160"/>
             <w:shd w:val="clear" w:color="auto" w:fill="EAF0EE"/>
           </w:tcPr>
           <w:p>
@@ -24502,7 +23968,7 @@
         </w:tc>
         <w:tc>
           <w:tcPr>
-            <w:tcW w:type="dxa" w:w="4464"/>
+            <w:tcW w:type="dxa" w:w="3024"/>
             <w:shd w:val="clear" w:color="auto" w:fill="EAF0EE"/>
           </w:tcPr>
           <w:p>
@@ -24521,7 +23987,7 @@
         </w:tc>
         <w:tc>
           <w:tcPr>
-            <w:tcW w:type="dxa" w:w="2880"/>
+            <w:tcW w:type="dxa" w:w="2448"/>
             <w:shd w:val="clear" w:color="auto" w:fill="EAF0EE"/>
           </w:tcPr>
           <w:p>
@@ -24535,6 +24001,25 @@
                 <w:sz w:val="17"/>
               </w:rPr>
               <w:t>How they are typically valued</w:t>
+            </w:r>
+          </w:p>
+        </w:tc>
+        <w:tc>
+          <w:tcPr>
+            <w:tcW w:type="dxa" w:w="2592"/>
+            <w:shd w:val="clear" w:color="auto" w:fill="EAF0EE"/>
+          </w:tcPr>
+          <w:p>
+            <w:pPr>
+              <w:spacing w:after="20"/>
+            </w:pPr>
+            <w:r>
+              <w:rPr>
+                <w:b/>
+                <w:color w:val="1C3A36"/>
+                <w:sz w:val="17"/>
+              </w:rPr>
+              <w:t>Caution</w:t>
             </w:r>
           </w:p>
         </w:tc>
@@ -24542,7 +24027,7 @@
       <w:tr>
         <w:tc>
           <w:tcPr>
-            <w:tcW w:type="dxa" w:w="2736"/>
+            <w:tcW w:type="dxa" w:w="2160"/>
           </w:tcPr>
           <w:p>
             <w:pPr>
@@ -24560,7 +24045,7 @@
         </w:tc>
         <w:tc>
           <w:tcPr>
-            <w:tcW w:type="dxa" w:w="4464"/>
+            <w:tcW w:type="dxa" w:w="3024"/>
           </w:tcPr>
           <w:p>
             <w:pPr>
@@ -24578,7 +24063,7 @@
         </w:tc>
         <w:tc>
           <w:tcPr>
-            <w:tcW w:type="dxa" w:w="2880"/>
+            <w:tcW w:type="dxa" w:w="2448"/>
           </w:tcPr>
           <w:p>
             <w:pPr>
@@ -24591,6 +24076,24 @@
                 <w:sz w:val="17"/>
               </w:rPr>
               <w:t>Enterprise value against operating profit; earnings multiples</w:t>
+            </w:r>
+          </w:p>
+        </w:tc>
+        <w:tc>
+          <w:tcPr>
+            <w:tcW w:type="dxa" w:w="2592"/>
+          </w:tcPr>
+          <w:p>
+            <w:pPr>
+              <w:spacing w:after="20"/>
+              <w:jc w:val="right"/>
+            </w:pPr>
+            <w:r>
+              <w:rPr>
+                <w:color w:val="1C3A36"/>
+                <w:sz w:val="17"/>
+              </w:rPr>
+              <w:t>None of them assembles under the same localisation regime or carries a captive lender</w:t>
             </w:r>
           </w:p>
         </w:tc>
@@ -24598,7 +24101,7 @@
       <w:tr>
         <w:tc>
           <w:tcPr>
-            <w:tcW w:type="dxa" w:w="2736"/>
+            <w:tcW w:type="dxa" w:w="2160"/>
           </w:tcPr>
           <w:p>
             <w:pPr>
@@ -24616,7 +24119,7 @@
         </w:tc>
         <w:tc>
           <w:tcPr>
-            <w:tcW w:type="dxa" w:w="4464"/>
+            <w:tcW w:type="dxa" w:w="3024"/>
           </w:tcPr>
           <w:p>
             <w:pPr>
@@ -24634,7 +24137,7 @@
         </w:tc>
         <w:tc>
           <w:tcPr>
-            <w:tcW w:type="dxa" w:w="2880"/>
+            <w:tcW w:type="dxa" w:w="2448"/>
           </w:tcPr>
           <w:p>
             <w:pPr>
@@ -24647,6 +24150,24 @@
                 <w:sz w:val="17"/>
               </w:rPr>
               <w:t>Price to book against the return on that book</w:t>
+            </w:r>
+          </w:p>
+        </w:tc>
+        <w:tc>
+          <w:tcPr>
+            <w:tcW w:type="dxa" w:w="2592"/>
+          </w:tcPr>
+          <w:p>
+            <w:pPr>
+              <w:spacing w:after="20"/>
+              <w:jc w:val="right"/>
+            </w:pPr>
+            <w:r>
+              <w:rPr>
+                <w:color w:val="1C3A36"/>
+                <w:sz w:val="17"/>
+              </w:rPr>
+              <w:t>Funding mix and provisioning policy differ enough that the multiple travels badly</w:t>
             </w:r>
           </w:p>
         </w:tc>
@@ -24654,7 +24175,7 @@
       <w:tr>
         <w:tc>
           <w:tcPr>
-            <w:tcW w:type="dxa" w:w="2736"/>
+            <w:tcW w:type="dxa" w:w="2160"/>
           </w:tcPr>
           <w:p>
             <w:pPr>
@@ -24672,7 +24193,7 @@
         </w:tc>
         <w:tc>
           <w:tcPr>
-            <w:tcW w:type="dxa" w:w="4464"/>
+            <w:tcW w:type="dxa" w:w="3024"/>
           </w:tcPr>
           <w:p>
             <w:pPr>
@@ -24690,7 +24211,7 @@
         </w:tc>
         <w:tc>
           <w:tcPr>
-            <w:tcW w:type="dxa" w:w="2880"/>
+            <w:tcW w:type="dxa" w:w="2448"/>
           </w:tcPr>
           <w:p>
             <w:pPr>
@@ -24703,6 +24224,24 @@
                 <w:sz w:val="17"/>
               </w:rPr>
               <w:t>Private marks; the last round is the only observable price</w:t>
+            </w:r>
+          </w:p>
+        </w:tc>
+        <w:tc>
+          <w:tcPr>
+            <w:tcW w:type="dxa" w:w="2592"/>
+          </w:tcPr>
+          <w:p>
+            <w:pPr>
+              <w:spacing w:after="20"/>
+              <w:jc w:val="right"/>
+            </w:pPr>
+            <w:r>
+              <w:rPr>
+                <w:color w:val="1C3A36"/>
+                <w:sz w:val="17"/>
+              </w:rPr>
+              <w:t>A listed comparator has a price and this holding has none — which is the whole subject of this study</w:t>
             </w:r>
           </w:p>
         </w:tc>
@@ -24722,9 +24261,1290 @@
           <w:b w:val="0"/>
           <w:i w:val="0"/>
           <w:color w:val="1C3A36"/>
+          <w:sz w:val="19"/>
+        </w:rPr>
+        <w:t>The absence of a single clean comparable is itself a finding rather than a gap in the research, and it is why the relative multiple in §1.3 is taken from GB CORP’S OWN trailing rating at its own three year-end closes rather than from a peer set at all. Sector structure: the Egyptian passenger-car market is in a policy-assisted recovery, with the easing cycle restoring affordability, localisation incentives reshaping the assembled-versus-imported mix, and new entrants resetting price points. Consumer and corporate finance is growing faster than banking credit off a low base, with securitisation deepening as a funding market.</w:t>
+      </w:r>
+    </w:p>
+    <w:p>
+      <w:pPr>
+        <w:spacing w:after="80" w:before="200"/>
+      </w:pPr>
+      <w:r>
+        <w:rPr>
+          <w:b/>
+          <w:i w:val="0"/>
+          <w:color w:val="1C3A36"/>
+          <w:sz w:val="24"/>
+        </w:rPr>
+        <w:t>B.2  Risk register</w:t>
+      </w:r>
+    </w:p>
+    <w:p>
+      <w:pPr>
+        <w:spacing w:after="120" w:before="0"/>
+      </w:pPr>
+      <w:r>
+        <w:rPr>
+          <w:b w:val="0"/>
+          <w:i w:val="0"/>
+          <w:color w:val="1C3A36"/>
+          <w:sz w:val="19"/>
+        </w:rPr>
+        <w:t>Every risk below is either PRICED — the study can put a number on what it is worth and does — or NAMED AND NOT PRICED, because the disclosure to price it does not exist. Nothing is left as an adjective. Where a risk is one of the study’s own contested judgements, the figure is what moving that judgement to its other framing does to the answer.</w:t>
+      </w:r>
+    </w:p>
+    <w:tbl>
+      <w:tblPr>
+        <w:tblW w:type="auto" w:w="0"/>
+        <w:jc w:val="center"/>
+        <w:tblLook w:firstColumn="1" w:firstRow="1" w:lastColumn="0" w:lastRow="0" w:noHBand="0" w:noVBand="1" w:val="04A0"/>
+        <w:tblLayout w:type="fixed"/>
+        <w:tblCellMar>
+          <w:top w:w="40" w:type="dxa"/>
+          <w:left w:w="90" w:type="dxa"/>
+          <w:bottom w:w="40" w:type="dxa"/>
+          <w:right w:w="90" w:type="dxa"/>
+        </w:tblCellMar>
+        <w:tblBorders>
+          <w:top w:val="single" w:sz="4" w:space="0" w:color="C9D4D1"/>
+          <w:left w:val="single" w:sz="4" w:space="0" w:color="C9D4D1"/>
+          <w:bottom w:val="single" w:sz="4" w:space="0" w:color="C9D4D1"/>
+          <w:right w:val="single" w:sz="4" w:space="0" w:color="C9D4D1"/>
+          <w:insideH w:val="single" w:sz="4" w:space="0" w:color="C9D4D1"/>
+          <w:insideV w:val="single" w:sz="4" w:space="0" w:color="C9D4D1"/>
+        </w:tblBorders>
+      </w:tblPr>
+      <w:tblGrid>
+        <w:gridCol w:w="3360"/>
+        <w:gridCol w:w="3360"/>
+        <w:gridCol w:w="3360"/>
+      </w:tblGrid>
+      <w:tr>
+        <w:tc>
+          <w:tcPr>
+            <w:tcW w:type="dxa" w:w="2520"/>
+            <w:shd w:val="clear" w:color="auto" w:fill="EAF0EE"/>
+          </w:tcPr>
+          <w:p>
+            <w:pPr>
+              <w:spacing w:after="20"/>
+            </w:pPr>
+            <w:r>
+              <w:rPr>
+                <w:b/>
+                <w:color w:val="1C3A36"/>
+                <w:sz w:val="16"/>
+              </w:rPr>
+              <w:t>Risk</w:t>
+            </w:r>
+          </w:p>
+        </w:tc>
+        <w:tc>
+          <w:tcPr>
+            <w:tcW w:type="dxa" w:w="3960"/>
+            <w:shd w:val="clear" w:color="auto" w:fill="EAF0EE"/>
+          </w:tcPr>
+          <w:p>
+            <w:pPr>
+              <w:spacing w:after="20"/>
+            </w:pPr>
+            <w:r>
+              <w:rPr>
+                <w:b/>
+                <w:color w:val="1C3A36"/>
+                <w:sz w:val="16"/>
+              </w:rPr>
+              <w:t>Mechanism</w:t>
+            </w:r>
+          </w:p>
+        </w:tc>
+        <w:tc>
+          <w:tcPr>
+            <w:tcW w:type="dxa" w:w="3744"/>
+            <w:shd w:val="clear" w:color="auto" w:fill="EAF0EE"/>
+          </w:tcPr>
+          <w:p>
+            <w:pPr>
+              <w:spacing w:after="20"/>
+            </w:pPr>
+            <w:r>
+              <w:rPr>
+                <w:b/>
+                <w:color w:val="1C3A36"/>
+                <w:sz w:val="16"/>
+              </w:rPr>
+              <w:t>What it is worth</w:t>
+            </w:r>
+          </w:p>
+        </w:tc>
+      </w:tr>
+      <w:tr>
+        <w:tc>
+          <w:tcPr>
+            <w:tcW w:type="dxa" w:w="2520"/>
+          </w:tcPr>
+          <w:p>
+            <w:pPr>
+              <w:spacing w:after="20"/>
+            </w:pPr>
+            <w:r>
+              <w:rPr>
+                <w:b/>
+                <w:color w:val="1C3A36"/>
+                <w:sz w:val="16"/>
+              </w:rPr>
+              <w:t>The basis on which the associate is marked</w:t>
+            </w:r>
+          </w:p>
+        </w:tc>
+        <w:tc>
+          <w:tcPr>
+            <w:tcW w:type="dxa" w:w="3960"/>
+          </w:tcPr>
+          <w:p>
+            <w:pPr>
+              <w:spacing w:after="20"/>
+              <w:jc w:val="right"/>
+            </w:pPr>
+            <w:r>
+              <w:rPr>
+                <w:color w:val="1C3A36"/>
+                <w:sz w:val="16"/>
+              </w:rPr>
+              <w:t>GB Corp carries its MNT-Halan interest one way in its own reviewed balance sheet and announced a funding round that marks it another. Both are its own disclosures; the filings do not choose</w:t>
+            </w:r>
+          </w:p>
+        </w:tc>
+        <w:tc>
+          <w:tcPr>
+            <w:tcW w:type="dxa" w:w="3744"/>
+          </w:tcPr>
+          <w:p>
+            <w:pPr>
+              <w:spacing w:after="20"/>
+              <w:jc w:val="right"/>
+            </w:pPr>
+            <w:r>
+              <w:rPr>
+                <w:color w:val="1C3A36"/>
+                <w:sz w:val="16"/>
+              </w:rPr>
+              <w:t>THE ANSWER ITSELF: EGP 11.00 a share between the two published branches, 21.0% of the higher one</w:t>
+            </w:r>
+          </w:p>
+        </w:tc>
+      </w:tr>
+      <w:tr>
+        <w:tc>
+          <w:tcPr>
+            <w:tcW w:type="dxa" w:w="2520"/>
+          </w:tcPr>
+          <w:p>
+            <w:pPr>
+              <w:spacing w:after="20"/>
+            </w:pPr>
+            <w:r>
+              <w:rPr>
+                <w:b/>
+                <w:color w:val="1C3A36"/>
+                <w:sz w:val="16"/>
+              </w:rPr>
+              <w:t>The associate’s own accounts cannot be verified</w:t>
+            </w:r>
+          </w:p>
+        </w:tc>
+        <w:tc>
+          <w:tcPr>
+            <w:tcW w:type="dxa" w:w="3960"/>
+          </w:tcPr>
+          <w:p>
+            <w:pPr>
+              <w:spacing w:after="20"/>
+              <w:jc w:val="right"/>
+            </w:pPr>
+            <w:r>
+              <w:rPr>
+                <w:color w:val="1C3A36"/>
+                <w:sz w:val="16"/>
+              </w:rPr>
+              <w:t>The reviewers of the 30 June 2026 statements were not provided with that company’s financial statements and could not verify the group’s share of its profits; the same qualification stood on the prior audited year</w:t>
+            </w:r>
+          </w:p>
+        </w:tc>
+        <w:tc>
+          <w:tcPr>
+            <w:tcW w:type="dxa" w:w="3744"/>
+          </w:tcPr>
+          <w:p>
+            <w:pPr>
+              <w:spacing w:after="20"/>
+              <w:jc w:val="right"/>
+            </w:pPr>
+            <w:r>
+              <w:rPr>
+                <w:color w:val="1C3A36"/>
+                <w:sz w:val="16"/>
+              </w:rPr>
+              <w:t>NAMED AND NOT PRICED. A qualification says a figure could not be verified, not what it should have been — but it is why the lower branch is not a safe harbour</w:t>
+            </w:r>
+          </w:p>
+        </w:tc>
+      </w:tr>
+      <w:tr>
+        <w:tc>
+          <w:tcPr>
+            <w:tcW w:type="dxa" w:w="2520"/>
+          </w:tcPr>
+          <w:p>
+            <w:pPr>
+              <w:spacing w:after="20"/>
+            </w:pPr>
+            <w:r>
+              <w:rPr>
+                <w:b/>
+                <w:color w:val="1C3A36"/>
+                <w:sz w:val="16"/>
+              </w:rPr>
+              <w:t>Working-capital intensity does not release</w:t>
+            </w:r>
+          </w:p>
+        </w:tc>
+        <w:tc>
+          <w:tcPr>
+            <w:tcW w:type="dxa" w:w="3960"/>
+          </w:tcPr>
+          <w:p>
+            <w:pPr>
+              <w:spacing w:after="20"/>
+              <w:jc w:val="right"/>
+            </w:pPr>
+            <w:r>
+              <w:rPr>
+                <w:color w:val="1C3A36"/>
+                <w:sz w:val="16"/>
+              </w:rPr>
+              <w:t>The auto leg’s free cash flow is a thin residual, so the glide in receivables, inventory and payables moves it directly</w:t>
+            </w:r>
+          </w:p>
+        </w:tc>
+        <w:tc>
+          <w:tcPr>
+            <w:tcW w:type="dxa" w:w="3744"/>
+          </w:tcPr>
+          <w:p>
+            <w:pPr>
+              <w:spacing w:after="20"/>
+              <w:jc w:val="right"/>
+            </w:pPr>
+            <w:r>
+              <w:rPr>
+                <w:color w:val="1C3A36"/>
+                <w:sz w:val="16"/>
+              </w:rPr>
+              <w:t>PRICED: 64.5% of the lower branch. Holding the first forecast year flat across the window gives EGP 25.13 against EGP 41.35</w:t>
+            </w:r>
+          </w:p>
+        </w:tc>
+      </w:tr>
+      <w:tr>
+        <w:tc>
+          <w:tcPr>
+            <w:tcW w:type="dxa" w:w="2520"/>
+          </w:tcPr>
+          <w:p>
+            <w:pPr>
+              <w:spacing w:after="20"/>
+            </w:pPr>
+            <w:r>
+              <w:rPr>
+                <w:b/>
+                <w:color w:val="1C3A36"/>
+                <w:sz w:val="16"/>
+              </w:rPr>
+              <w:t>The cost of capital is higher than this study builds</w:t>
+            </w:r>
+          </w:p>
+        </w:tc>
+        <w:tc>
+          <w:tcPr>
+            <w:tcW w:type="dxa" w:w="3960"/>
+          </w:tcPr>
+          <w:p>
+            <w:pPr>
+              <w:spacing w:after="20"/>
+              <w:jc w:val="right"/>
+            </w:pPr>
+            <w:r>
+              <w:rPr>
+                <w:color w:val="1C3A36"/>
+                <w:sz w:val="16"/>
+              </w:rPr>
+              <w:t>The premium basis and the beta are both estimates, and the whole ladder moves with either</w:t>
+            </w:r>
+          </w:p>
+        </w:tc>
+        <w:tc>
+          <w:tcPr>
+            <w:tcW w:type="dxa" w:w="3744"/>
+          </w:tcPr>
+          <w:p>
+            <w:pPr>
+              <w:spacing w:after="20"/>
+              <w:jc w:val="right"/>
+            </w:pPr>
+            <w:r>
+              <w:rPr>
+                <w:color w:val="1C3A36"/>
+                <w:sz w:val="16"/>
+              </w:rPr>
+              <w:t>PRICED: 6.8% on the premium basis and 6.5% on the beta, each measured on the lower branch. §1.9 prices the whole grid</w:t>
+            </w:r>
+          </w:p>
+        </w:tc>
+      </w:tr>
+      <w:tr>
+        <w:tc>
+          <w:tcPr>
+            <w:tcW w:type="dxa" w:w="2520"/>
+          </w:tcPr>
+          <w:p>
+            <w:pPr>
+              <w:spacing w:after="20"/>
+            </w:pPr>
+            <w:r>
+              <w:rPr>
+                <w:b/>
+                <w:color w:val="1C3A36"/>
+                <w:sz w:val="16"/>
+              </w:rPr>
+              <w:t>The lender’s return is a credit cycle</w:t>
+            </w:r>
+          </w:p>
+        </w:tc>
+        <w:tc>
+          <w:tcPr>
+            <w:tcW w:type="dxa" w:w="3960"/>
+          </w:tcPr>
+          <w:p>
+            <w:pPr>
+              <w:spacing w:after="20"/>
+              <w:jc w:val="right"/>
+            </w:pPr>
+            <w:r>
+              <w:rPr>
+                <w:color w:val="1C3A36"/>
+                <w:sz w:val="16"/>
+              </w:rPr>
+              <w:t>GB Capital is marked by the return it earns above the cost of that equity, and both move with the cycle</w:t>
+            </w:r>
+          </w:p>
+        </w:tc>
+        <w:tc>
+          <w:tcPr>
+            <w:tcW w:type="dxa" w:w="3744"/>
+          </w:tcPr>
+          <w:p>
+            <w:pPr>
+              <w:spacing w:after="20"/>
+              <w:jc w:val="right"/>
+            </w:pPr>
+            <w:r>
+              <w:rPr>
+                <w:color w:val="1C3A36"/>
+                <w:sz w:val="16"/>
+              </w:rPr>
+              <w:t>PRICED: 5.2% between the reviewed half and the full prior year — EGP 4,117 mn against EGP 1,656 mn on that leg</w:t>
+            </w:r>
+          </w:p>
+        </w:tc>
+      </w:tr>
+      <w:tr>
+        <w:tc>
+          <w:tcPr>
+            <w:tcW w:type="dxa" w:w="2520"/>
+          </w:tcPr>
+          <w:p>
+            <w:pPr>
+              <w:spacing w:after="20"/>
+            </w:pPr>
+            <w:r>
+              <w:rPr>
+                <w:b/>
+                <w:color w:val="1C3A36"/>
+                <w:sz w:val="16"/>
+              </w:rPr>
+              <w:t>The Auto margin does not hold where the reviewed half left it</w:t>
+            </w:r>
+          </w:p>
+        </w:tc>
+        <w:tc>
+          <w:tcPr>
+            <w:tcW w:type="dxa" w:w="3960"/>
+          </w:tcPr>
+          <w:p>
+            <w:pPr>
+              <w:spacing w:after="20"/>
+              <w:jc w:val="right"/>
+            </w:pPr>
+            <w:r>
+              <w:rPr>
+                <w:color w:val="1C3A36"/>
+                <w:sz w:val="16"/>
+              </w:rPr>
+              <w:t>New entrants resetting price points, or the currency moving through imported assembly content</w:t>
+            </w:r>
+          </w:p>
+        </w:tc>
+        <w:tc>
+          <w:tcPr>
+            <w:tcW w:type="dxa" w:w="3744"/>
+          </w:tcPr>
+          <w:p>
+            <w:pPr>
+              <w:spacing w:after="20"/>
+              <w:jc w:val="right"/>
+            </w:pPr>
+            <w:r>
+              <w:rPr>
+                <w:color w:val="1C3A36"/>
+                <w:sz w:val="16"/>
+              </w:rPr>
+              <w:t>PRICED: 3.2% between the forecast path and the latest reviewed half held flat across the window</w:t>
+            </w:r>
+          </w:p>
+        </w:tc>
+      </w:tr>
+      <w:tr>
+        <w:tc>
+          <w:tcPr>
+            <w:tcW w:type="dxa" w:w="2520"/>
+          </w:tcPr>
+          <w:p>
+            <w:pPr>
+              <w:spacing w:after="20"/>
+            </w:pPr>
+            <w:r>
+              <w:rPr>
+                <w:b/>
+                <w:color w:val="1C3A36"/>
+                <w:sz w:val="16"/>
+              </w:rPr>
+              <w:t>Terminal-value dependency, on an asset life that could not be sourced</w:t>
+            </w:r>
+          </w:p>
+        </w:tc>
+        <w:tc>
+          <w:tcPr>
+            <w:tcW w:type="dxa" w:w="3960"/>
+          </w:tcPr>
+          <w:p>
+            <w:pPr>
+              <w:spacing w:after="20"/>
+              <w:jc w:val="right"/>
+            </w:pPr>
+            <w:r>
+              <w:rPr>
+                <w:color w:val="1C3A36"/>
+                <w:sz w:val="16"/>
+              </w:rPr>
+              <w:t>84% of the auto leg’s enterprise value is terminal value, and the accounting-policy note discloses depreciation rate RANGES per class rather than a life</w:t>
+            </w:r>
+          </w:p>
+        </w:tc>
+        <w:tc>
+          <w:tcPr>
+            <w:tcW w:type="dxa" w:w="3744"/>
+          </w:tcPr>
+          <w:p>
+            <w:pPr>
+              <w:spacing w:after="20"/>
+              <w:jc w:val="right"/>
+            </w:pPr>
+            <w:r>
+              <w:rPr>
+                <w:color w:val="1C3A36"/>
+                <w:sz w:val="16"/>
+              </w:rPr>
+              <w:t>NAMED AND NOT PRICED. A life this desk chose would not be a disclosed life, so none was chosen; B.3 records the search</w:t>
+            </w:r>
+          </w:p>
+        </w:tc>
+      </w:tr>
+      <w:tr>
+        <w:tc>
+          <w:tcPr>
+            <w:tcW w:type="dxa" w:w="2520"/>
+          </w:tcPr>
+          <w:p>
+            <w:pPr>
+              <w:spacing w:after="20"/>
+            </w:pPr>
+            <w:r>
+              <w:rPr>
+                <w:b/>
+                <w:color w:val="1C3A36"/>
+                <w:sz w:val="16"/>
+              </w:rPr>
+              <w:t>Regional exposure to Iraq and Jordan</w:t>
+            </w:r>
+          </w:p>
+        </w:tc>
+        <w:tc>
+          <w:tcPr>
+            <w:tcW w:type="dxa" w:w="3960"/>
+          </w:tcPr>
+          <w:p>
+            <w:pPr>
+              <w:spacing w:after="20"/>
+              <w:jc w:val="right"/>
+            </w:pPr>
+            <w:r>
+              <w:rPr>
+                <w:color w:val="1C3A36"/>
+                <w:sz w:val="16"/>
+              </w:rPr>
+              <w:t>Conflict has already cut volumes in markets that are part of passenger-car revenue</w:t>
+            </w:r>
+          </w:p>
+        </w:tc>
+        <w:tc>
+          <w:tcPr>
+            <w:tcW w:type="dxa" w:w="3744"/>
+          </w:tcPr>
+          <w:p>
+            <w:pPr>
+              <w:spacing w:after="20"/>
+              <w:jc w:val="right"/>
+            </w:pPr>
+            <w:r>
+              <w:rPr>
+                <w:color w:val="1C3A36"/>
+                <w:sz w:val="16"/>
+              </w:rPr>
+              <w:t>NAMED AND NOT PRICED. No sourced split of that revenue for the reviewed half exists in the documents this study holds</w:t>
+            </w:r>
+          </w:p>
+        </w:tc>
+      </w:tr>
+      <w:tr>
+        <w:tc>
+          <w:tcPr>
+            <w:tcW w:type="dxa" w:w="2520"/>
+          </w:tcPr>
+          <w:p>
+            <w:pPr>
+              <w:spacing w:after="20"/>
+            </w:pPr>
+            <w:r>
+              <w:rPr>
+                <w:b/>
+                <w:color w:val="1C3A36"/>
+                <w:sz w:val="16"/>
+              </w:rPr>
+              <w:t>The pound, on the round-price branch only</w:t>
+            </w:r>
+          </w:p>
+        </w:tc>
+        <w:tc>
+          <w:tcPr>
+            <w:tcW w:type="dxa" w:w="3960"/>
+          </w:tcPr>
+          <w:p>
+            <w:pPr>
+              <w:spacing w:after="20"/>
+              <w:jc w:val="right"/>
+            </w:pPr>
+            <w:r>
+              <w:rPr>
+                <w:color w:val="1C3A36"/>
+                <w:sz w:val="16"/>
+              </w:rPr>
+              <w:t>The round is struck in dollars and translated; a step devaluation moves assembly costs, rates and the pound value of that mark at once</w:t>
+            </w:r>
+          </w:p>
+        </w:tc>
+        <w:tc>
+          <w:tcPr>
+            <w:tcW w:type="dxa" w:w="3744"/>
+          </w:tcPr>
+          <w:p>
+            <w:pPr>
+              <w:spacing w:after="20"/>
+              <w:jc w:val="right"/>
+            </w:pPr>
+            <w:r>
+              <w:rPr>
+                <w:color w:val="1C3A36"/>
+                <w:sz w:val="16"/>
+              </w:rPr>
+              <w:t>NAMED AND NOT PRICED as a separate line. It moves the ROUND branch only — the carrying branch is a pound figure off a pound balance sheet and does not move with it at all</w:t>
+            </w:r>
+          </w:p>
+        </w:tc>
+      </w:tr>
+    </w:tbl>
+    <w:p>
+      <w:pPr>
+        <w:spacing w:after="40"/>
+      </w:pPr>
+    </w:p>
+    <w:p>
+      <w:pPr>
+        <w:spacing w:after="200" w:before="0"/>
+      </w:pPr>
+      <w:r>
+        <w:rPr>
+          <w:b w:val="0"/>
+          <w:i/>
+          <w:color w:val="6E7B77"/>
+          <w:sz w:val="17"/>
+        </w:rPr>
+        <w:t>Table B1 — the risk register. Every priced figure is the study’s own contested-judgement record read straight, measured on the branch that gives the larger relative number so the register errs strict.</w:t>
+      </w:r>
+    </w:p>
+    <w:p>
+      <w:pPr>
+        <w:spacing w:after="80" w:before="200"/>
+      </w:pPr>
+      <w:r>
+        <w:rPr>
+          <w:b/>
+          <w:i w:val="0"/>
+          <w:color w:val="1C3A36"/>
+          <w:sz w:val="24"/>
+        </w:rPr>
+        <w:t>B.3  The research register — layers, dated, negative results included</w:t>
+      </w:r>
+    </w:p>
+    <w:p>
+      <w:pPr>
+        <w:spacing w:after="120" w:before="0"/>
+      </w:pPr>
+      <w:r>
+        <w:rPr>
+          <w:b w:val="0"/>
+          <w:i w:val="0"/>
+          <w:color w:val="1C3A36"/>
           <w:sz w:val="21"/>
         </w:rPr>
-        <w:t>Sector structure and principal risks. The Egyptian passenger-car market is in a policy-assisted recovery, with the easing cycle restoring affordability, localisation incentives reshaping the assembled-versus-imported mix, and new entrants resetting price points. Consumer and corporate finance is growing faster than banking credit off a low base, with securitisation deepening as a funding market. The principal risks are a structurally higher working-capital intensity; a renewed devaluation; regional conflict freezing the Iraq and Jordan lines; price competition from new entrants; credit-cycle deterioration in the lending book; a private-market re-pricing of the associate stake; and execution on the assembly ramp.</w:t>
+        <w:t>Research for this study proceeded in four layers: the global backdrop, the country, the industry and the company itself. Figures GB CORP REPORTS ABOUT ITSELF come only from documents GB Corp published — its own audited and reviewed statements, its own earnings releases and its own investor material — and never from a data vendor, a broker or a press report. Where the company’s own document could not be obtained, the study says so below rather than substituting a weaker source. The standalone source register that accompanies this study carries every input with its value, its source, that source’s own date and the layer it belongs to.</w:t>
+      </w:r>
+    </w:p>
+    <w:tbl>
+      <w:tblPr>
+        <w:tblW w:type="auto" w:w="0"/>
+        <w:jc w:val="center"/>
+        <w:tblLook w:firstColumn="1" w:firstRow="1" w:lastColumn="0" w:lastRow="0" w:noHBand="0" w:noVBand="1" w:val="04A0"/>
+        <w:tblLayout w:type="fixed"/>
+        <w:tblCellMar>
+          <w:top w:w="40" w:type="dxa"/>
+          <w:left w:w="90" w:type="dxa"/>
+          <w:bottom w:w="40" w:type="dxa"/>
+          <w:right w:w="90" w:type="dxa"/>
+        </w:tblCellMar>
+        <w:tblBorders>
+          <w:top w:val="single" w:sz="4" w:space="0" w:color="C9D4D1"/>
+          <w:left w:val="single" w:sz="4" w:space="0" w:color="C9D4D1"/>
+          <w:bottom w:val="single" w:sz="4" w:space="0" w:color="C9D4D1"/>
+          <w:right w:val="single" w:sz="4" w:space="0" w:color="C9D4D1"/>
+          <w:insideH w:val="single" w:sz="4" w:space="0" w:color="C9D4D1"/>
+          <w:insideV w:val="single" w:sz="4" w:space="0" w:color="C9D4D1"/>
+        </w:tblBorders>
+      </w:tblPr>
+      <w:tblGrid>
+        <w:gridCol w:w="2520"/>
+        <w:gridCol w:w="2520"/>
+        <w:gridCol w:w="2520"/>
+        <w:gridCol w:w="2520"/>
+      </w:tblGrid>
+      <w:tr>
+        <w:tc>
+          <w:tcPr>
+            <w:tcW w:type="dxa" w:w="3744"/>
+            <w:shd w:val="clear" w:color="auto" w:fill="EAF0EE"/>
+          </w:tcPr>
+          <w:p>
+            <w:pPr>
+              <w:spacing w:after="20"/>
+            </w:pPr>
+            <w:r>
+              <w:rPr>
+                <w:b/>
+                <w:color w:val="1C3A36"/>
+                <w:sz w:val="16"/>
+              </w:rPr>
+              <w:t>Source</w:t>
+            </w:r>
+          </w:p>
+        </w:tc>
+        <w:tc>
+          <w:tcPr>
+            <w:tcW w:type="dxa" w:w="1656"/>
+            <w:shd w:val="clear" w:color="auto" w:fill="EAF0EE"/>
+          </w:tcPr>
+          <w:p>
+            <w:pPr>
+              <w:spacing w:after="20"/>
+            </w:pPr>
+            <w:r>
+              <w:rPr>
+                <w:b/>
+                <w:color w:val="1C3A36"/>
+                <w:sz w:val="16"/>
+              </w:rPr>
+              <w:t>Layer</w:t>
+            </w:r>
+          </w:p>
+        </w:tc>
+        <w:tc>
+          <w:tcPr>
+            <w:tcW w:type="dxa" w:w="1944"/>
+            <w:shd w:val="clear" w:color="auto" w:fill="EAF0EE"/>
+          </w:tcPr>
+          <w:p>
+            <w:pPr>
+              <w:spacing w:after="20"/>
+            </w:pPr>
+            <w:r>
+              <w:rPr>
+                <w:b/>
+                <w:color w:val="1C3A36"/>
+                <w:sz w:val="16"/>
+              </w:rPr>
+              <w:t>Date the source carries</w:t>
+            </w:r>
+          </w:p>
+        </w:tc>
+        <w:tc>
+          <w:tcPr>
+            <w:tcW w:type="dxa" w:w="2880"/>
+            <w:shd w:val="clear" w:color="auto" w:fill="EAF0EE"/>
+          </w:tcPr>
+          <w:p>
+            <w:pPr>
+              <w:spacing w:after="20"/>
+            </w:pPr>
+            <w:r>
+              <w:rPr>
+                <w:b/>
+                <w:color w:val="1C3A36"/>
+                <w:sz w:val="16"/>
+              </w:rPr>
+              <w:t>What it provided</w:t>
+            </w:r>
+          </w:p>
+        </w:tc>
+      </w:tr>
+      <w:tr>
+        <w:tc>
+          <w:tcPr>
+            <w:tcW w:type="dxa" w:w="3744"/>
+          </w:tcPr>
+          <w:p>
+            <w:pPr>
+              <w:spacing w:after="20"/>
+            </w:pPr>
+            <w:r>
+              <w:rPr>
+                <w:color w:val="1C3A36"/>
+                <w:sz w:val="16"/>
+              </w:rPr>
+              <w:t>GB_Corp_ER_4Q23_-_ER_-_FINAL.pdf</w:t>
+            </w:r>
+          </w:p>
+        </w:tc>
+        <w:tc>
+          <w:tcPr>
+            <w:tcW w:type="dxa" w:w="1656"/>
+          </w:tcPr>
+          <w:p>
+            <w:pPr>
+              <w:spacing w:after="20"/>
+              <w:jc w:val="right"/>
+            </w:pPr>
+            <w:r>
+              <w:rPr>
+                <w:color w:val="1C3A36"/>
+                <w:sz w:val="16"/>
+              </w:rPr>
+              <w:t>Company</w:t>
+            </w:r>
+          </w:p>
+        </w:tc>
+        <w:tc>
+          <w:tcPr>
+            <w:tcW w:type="dxa" w:w="1944"/>
+          </w:tcPr>
+          <w:p>
+            <w:pPr>
+              <w:spacing w:after="20"/>
+              <w:jc w:val="right"/>
+            </w:pPr>
+            <w:r>
+              <w:rPr>
+                <w:color w:val="1C3A36"/>
+                <w:sz w:val="16"/>
+              </w:rPr>
+              <w:t>1 March 2024</w:t>
+            </w:r>
+          </w:p>
+        </w:tc>
+        <w:tc>
+          <w:tcPr>
+            <w:tcW w:type="dxa" w:w="2880"/>
+          </w:tcPr>
+          <w:p>
+            <w:pPr>
+              <w:spacing w:after="20"/>
+              <w:jc w:val="right"/>
+            </w:pPr>
+            <w:r>
+              <w:rPr>
+                <w:color w:val="1C3A36"/>
+                <w:sz w:val="16"/>
+              </w:rPr>
+              <w:t>the consolidated income statement as originally reported for FY2023</w:t>
+            </w:r>
+          </w:p>
+        </w:tc>
+      </w:tr>
+      <w:tr>
+        <w:tc>
+          <w:tcPr>
+            <w:tcW w:type="dxa" w:w="3744"/>
+          </w:tcPr>
+          <w:p>
+            <w:pPr>
+              <w:spacing w:after="20"/>
+            </w:pPr>
+            <w:r>
+              <w:rPr>
+                <w:color w:val="1C3A36"/>
+                <w:sz w:val="16"/>
+              </w:rPr>
+              <w:t>GB_Corp_ER_4Q24-_E_-_Final.pdf</w:t>
+            </w:r>
+          </w:p>
+        </w:tc>
+        <w:tc>
+          <w:tcPr>
+            <w:tcW w:type="dxa" w:w="1656"/>
+          </w:tcPr>
+          <w:p>
+            <w:pPr>
+              <w:spacing w:after="20"/>
+              <w:jc w:val="right"/>
+            </w:pPr>
+            <w:r>
+              <w:rPr>
+                <w:color w:val="1C3A36"/>
+                <w:sz w:val="16"/>
+              </w:rPr>
+              <w:t>Company</w:t>
+            </w:r>
+          </w:p>
+        </w:tc>
+        <w:tc>
+          <w:tcPr>
+            <w:tcW w:type="dxa" w:w="1944"/>
+          </w:tcPr>
+          <w:p>
+            <w:pPr>
+              <w:spacing w:after="20"/>
+              <w:jc w:val="right"/>
+            </w:pPr>
+            <w:r>
+              <w:rPr>
+                <w:color w:val="1C3A36"/>
+                <w:sz w:val="16"/>
+              </w:rPr>
+              <w:t>1 February 2025</w:t>
+            </w:r>
+          </w:p>
+        </w:tc>
+        <w:tc>
+          <w:tcPr>
+            <w:tcW w:type="dxa" w:w="2880"/>
+          </w:tcPr>
+          <w:p>
+            <w:pPr>
+              <w:spacing w:after="20"/>
+              <w:jc w:val="right"/>
+            </w:pPr>
+            <w:r>
+              <w:rPr>
+                <w:color w:val="1C3A36"/>
+                <w:sz w:val="16"/>
+              </w:rPr>
+              <w:t>the consolidated income statement as originally reported for FY2024</w:t>
+            </w:r>
+          </w:p>
+        </w:tc>
+      </w:tr>
+      <w:tr>
+        <w:tc>
+          <w:tcPr>
+            <w:tcW w:type="dxa" w:w="3744"/>
+          </w:tcPr>
+          <w:p>
+            <w:pPr>
+              <w:spacing w:after="20"/>
+            </w:pPr>
+            <w:r>
+              <w:rPr>
+                <w:color w:val="1C3A36"/>
+                <w:sz w:val="16"/>
+              </w:rPr>
+              <w:t>GB_Corp_ER_4Q25-_E_-_Final.pdf</w:t>
+            </w:r>
+          </w:p>
+        </w:tc>
+        <w:tc>
+          <w:tcPr>
+            <w:tcW w:type="dxa" w:w="1656"/>
+          </w:tcPr>
+          <w:p>
+            <w:pPr>
+              <w:spacing w:after="20"/>
+              <w:jc w:val="right"/>
+            </w:pPr>
+            <w:r>
+              <w:rPr>
+                <w:color w:val="1C3A36"/>
+                <w:sz w:val="16"/>
+              </w:rPr>
+              <w:t>Company</w:t>
+            </w:r>
+          </w:p>
+        </w:tc>
+        <w:tc>
+          <w:tcPr>
+            <w:tcW w:type="dxa" w:w="1944"/>
+          </w:tcPr>
+          <w:p>
+            <w:pPr>
+              <w:spacing w:after="20"/>
+              <w:jc w:val="right"/>
+            </w:pPr>
+            <w:r>
+              <w:rPr>
+                <w:color w:val="1C3A36"/>
+                <w:sz w:val="16"/>
+              </w:rPr>
+              <w:t>26 February 2026</w:t>
+            </w:r>
+          </w:p>
+        </w:tc>
+        <w:tc>
+          <w:tcPr>
+            <w:tcW w:type="dxa" w:w="2880"/>
+          </w:tcPr>
+          <w:p>
+            <w:pPr>
+              <w:spacing w:after="20"/>
+              <w:jc w:val="right"/>
+            </w:pPr>
+            <w:r>
+              <w:rPr>
+                <w:color w:val="1C3A36"/>
+                <w:sz w:val="16"/>
+              </w:rPr>
+              <w:t>the consolidated income statement as originally reported for FY2025</w:t>
+            </w:r>
+          </w:p>
+        </w:tc>
+      </w:tr>
+      <w:tr>
+        <w:tc>
+          <w:tcPr>
+            <w:tcW w:type="dxa" w:w="3744"/>
+          </w:tcPr>
+          <w:p>
+            <w:pPr>
+              <w:spacing w:after="20"/>
+            </w:pPr>
+            <w:r>
+              <w:rPr>
+                <w:color w:val="1C3A36"/>
+                <w:sz w:val="16"/>
+              </w:rPr>
+              <w:t>GB Corp’s own reviewed statements, earnings releases and investor material</w:t>
+            </w:r>
+          </w:p>
+        </w:tc>
+        <w:tc>
+          <w:tcPr>
+            <w:tcW w:type="dxa" w:w="1656"/>
+          </w:tcPr>
+          <w:p>
+            <w:pPr>
+              <w:spacing w:after="20"/>
+              <w:jc w:val="right"/>
+            </w:pPr>
+            <w:r>
+              <w:rPr>
+                <w:color w:val="1C3A36"/>
+                <w:sz w:val="16"/>
+              </w:rPr>
+              <w:t>Company</w:t>
+            </w:r>
+          </w:p>
+        </w:tc>
+        <w:tc>
+          <w:tcPr>
+            <w:tcW w:type="dxa" w:w="1944"/>
+          </w:tcPr>
+          <w:p>
+            <w:pPr>
+              <w:spacing w:after="20"/>
+              <w:jc w:val="right"/>
+            </w:pPr>
+            <w:r>
+              <w:rPr>
+                <w:color w:val="1C3A36"/>
+                <w:sz w:val="16"/>
+              </w:rPr>
+              <w:t>1 February 2025 to 26 February 2026</w:t>
+            </w:r>
+          </w:p>
+        </w:tc>
+        <w:tc>
+          <w:tcPr>
+            <w:tcW w:type="dxa" w:w="2880"/>
+          </w:tcPr>
+          <w:p>
+            <w:pPr>
+              <w:spacing w:after="20"/>
+              <w:jc w:val="right"/>
+            </w:pPr>
+            <w:r>
+              <w:rPr>
+                <w:color w:val="1C3A36"/>
+                <w:sz w:val="16"/>
+              </w:rPr>
+              <w:t>the 8 dated inputs the model consumes, each carried in the source register with its own four fields</w:t>
+            </w:r>
+          </w:p>
+        </w:tc>
+      </w:tr>
+      <w:tr>
+        <w:tc>
+          <w:tcPr>
+            <w:tcW w:type="dxa" w:w="3744"/>
+          </w:tcPr>
+          <w:p>
+            <w:pPr>
+              <w:spacing w:after="20"/>
+            </w:pPr>
+            <w:r>
+              <w:rPr>
+                <w:color w:val="1C3A36"/>
+                <w:sz w:val="16"/>
+              </w:rPr>
+              <w:t>GB Corp’s own reviewed statements, earnings releases and investor material</w:t>
+            </w:r>
+          </w:p>
+        </w:tc>
+        <w:tc>
+          <w:tcPr>
+            <w:tcW w:type="dxa" w:w="1656"/>
+          </w:tcPr>
+          <w:p>
+            <w:pPr>
+              <w:spacing w:after="20"/>
+              <w:jc w:val="right"/>
+            </w:pPr>
+            <w:r>
+              <w:rPr>
+                <w:color w:val="1C3A36"/>
+                <w:sz w:val="16"/>
+              </w:rPr>
+              <w:t>Company (investor relations)</w:t>
+            </w:r>
+          </w:p>
+        </w:tc>
+        <w:tc>
+          <w:tcPr>
+            <w:tcW w:type="dxa" w:w="1944"/>
+          </w:tcPr>
+          <w:p>
+            <w:pPr>
+              <w:spacing w:after="20"/>
+              <w:jc w:val="right"/>
+            </w:pPr>
+            <w:r>
+              <w:rPr>
+                <w:color w:val="1C3A36"/>
+                <w:sz w:val="16"/>
+              </w:rPr>
+              <w:t>1 March 2024 to 13 August 2026</w:t>
+            </w:r>
+          </w:p>
+        </w:tc>
+        <w:tc>
+          <w:tcPr>
+            <w:tcW w:type="dxa" w:w="2880"/>
+          </w:tcPr>
+          <w:p>
+            <w:pPr>
+              <w:spacing w:after="20"/>
+              <w:jc w:val="right"/>
+            </w:pPr>
+            <w:r>
+              <w:rPr>
+                <w:color w:val="1C3A36"/>
+                <w:sz w:val="16"/>
+              </w:rPr>
+              <w:t>the 11 dated inputs the model consumes, each carried in the source register with its own four fields</w:t>
+            </w:r>
+          </w:p>
+        </w:tc>
+      </w:tr>
+    </w:tbl>
+    <w:p>
+      <w:pPr>
+        <w:spacing w:after="40"/>
+      </w:pPr>
+    </w:p>
+    <w:p>
+      <w:pPr>
+        <w:spacing w:after="120" w:before="120"/>
+      </w:pPr>
+      <w:r>
+        <w:rPr>
+          <w:b w:val="0"/>
+          <w:i w:val="0"/>
+          <w:color w:val="1C3A36"/>
+          <w:sz w:val="19"/>
+        </w:rPr>
+        <w:t>Negative results. Each of these is a search that was actually run and did not find what it was looking for; each shaped the model as much as the evidence did.</w:t>
+      </w:r>
+    </w:p>
+    <w:p>
+      <w:pPr>
+        <w:pStyle w:val="ListBullet"/>
+        <w:spacing w:after="60"/>
+      </w:pPr>
+      <w:r>
+        <w:rPr>
+          <w:b/>
+          <w:color w:val="1C3A36"/>
+          <w:sz w:val="21"/>
+        </w:rPr>
+        <w:t xml:space="preserve">No disclosed useful life for the operating asset base. </w:t>
+      </w:r>
+      <w:r>
+        <w:rPr>
+          <w:color w:val="1C3A36"/>
+          <w:sz w:val="21"/>
+        </w:rPr>
+        <w:t>A terminal is meant to rest on a life the company discloses. GB Corp’s accounting-policy note gives depreciation rate RANGES by asset class and no single figure; recovering an implied life from the property, plant and equipment note returns a span that depends on an undisclosed land split and produces per-class rates that contradict the disclosed bands. Finding a range is not finding a life, and a derived life that contradicts the policy it implements is not one either. No life was chosen and the refusal is printed in §1.2.</w:t>
+      </w:r>
+    </w:p>
+    <w:p>
+      <w:pPr>
+        <w:pStyle w:val="ListBullet"/>
+        <w:spacing w:after="60"/>
+      </w:pPr>
+      <w:r>
+        <w:rPr>
+          <w:b/>
+          <w:color w:val="1C3A36"/>
+          <w:sz w:val="21"/>
+        </w:rPr>
+        <w:t xml:space="preserve">No audited financial statements for the associate that dominates this valuation. </w:t>
+      </w:r>
+      <w:r>
+        <w:rPr>
+          <w:color w:val="1C3A36"/>
+          <w:sz w:val="21"/>
+        </w:rPr>
+        <w:t>They were not available to this study and they were not available to GB Corp’s own reviewers either, who say so in a qualified conclusion. That absence is the reason this study publishes two answers rather than one.</w:t>
+      </w:r>
+    </w:p>
+    <w:p>
+      <w:pPr>
+        <w:pStyle w:val="ListBullet"/>
+        <w:spacing w:after="60"/>
+      </w:pPr>
+      <w:r>
+        <w:rPr>
+          <w:b/>
+          <w:color w:val="1C3A36"/>
+          <w:sz w:val="21"/>
+        </w:rPr>
+        <w:t xml:space="preserve">No sourced split of passenger-car revenue between the domestic and regional markets for the reviewed half. </w:t>
+      </w:r>
+      <w:r>
+        <w:rPr>
+          <w:color w:val="1C3A36"/>
+          <w:sz w:val="21"/>
+        </w:rPr>
+        <w:t>The regional exposure is named as a risk and a reader is entitled to its size. It is not disclosed in the documents this study holds for that period, so the exposure is NAMED and NOT PRICED and no split was estimated.</w:t>
+      </w:r>
+    </w:p>
+    <w:p>
+      <w:pPr>
+        <w:pStyle w:val="ListBullet"/>
+        <w:spacing w:after="60"/>
+      </w:pPr>
+      <w:r>
+        <w:rPr>
+          <w:b/>
+          <w:color w:val="1C3A36"/>
+          <w:sz w:val="21"/>
+        </w:rPr>
+        <w:t xml:space="preserve">No usable beta from the first regression attempted on this name. </w:t>
+      </w:r>
+      <w:r>
+        <w:rPr>
+          <w:color w:val="1C3A36"/>
+          <w:sz w:val="21"/>
+        </w:rPr>
+        <w:t>The first attempt used five annual observations and returned a negative slope with essentially no explanatory power. It was refused rather than used. A conforming weekly regression against the exchange’s published index has since been produced and is what this edition adopts; the superseded figure is recorded beside it in the source register rather than deleted.</w:t>
+      </w:r>
+    </w:p>
+    <w:p>
+      <w:pPr>
+        <w:pStyle w:val="ListBullet"/>
+        <w:spacing w:after="60"/>
+      </w:pPr>
+      <w:r>
+        <w:rPr>
+          <w:b/>
+          <w:color w:val="1C3A36"/>
+          <w:sz w:val="21"/>
+        </w:rPr>
+        <w:t xml:space="preserve">No terms for the second closing of the June-2026 round. </w:t>
+      </w:r>
+      <w:r>
+        <w:rPr>
+          <w:color w:val="1C3A36"/>
+          <w:sz w:val="21"/>
+        </w:rPr>
+        <w:t>Public reporting describes that close as an initial tranche of an ongoing round. Size and terms are undisclosed, so neither a higher nor a lower mark has a number behind it and none was invented.</w:t>
+      </w:r>
+    </w:p>
+    <w:p>
+      <w:pPr>
+        <w:pStyle w:val="ListBullet"/>
+        <w:spacing w:after="60"/>
+      </w:pPr>
+      <w:r>
+        <w:rPr>
+          <w:b/>
+          <w:color w:val="1C3A36"/>
+          <w:sz w:val="21"/>
+        </w:rPr>
+        <w:t xml:space="preserve">No audited statements for the two earliest years of the intended history window. </w:t>
+      </w:r>
+      <w:r>
+        <w:rPr>
+          <w:color w:val="1C3A36"/>
+          <w:sz w:val="21"/>
+        </w:rPr>
+        <w:t>The company’s own filings index does not reach those years, and the annual reports for them lay the statements out in a form the text layer cannot attach to labels. The affected balance-sheet items are recorded as MISSING with that reason rather than estimated, and the window was shortened instead.</w:t>
       </w:r>
     </w:p>
     <w:p>
@@ -24738,7 +25558,7 @@
           <w:color w:val="1C3A36"/>
           <w:sz w:val="30"/>
         </w:rPr>
-        <w:t>Appendix D  The expert valuation panel</w:t>
+        <w:t>Appendix C  The expert valuation panel</w:t>
       </w:r>
     </w:p>
     <w:p>
@@ -24780,7 +25600,7 @@
           <w:color w:val="1C3A36"/>
           <w:sz w:val="24"/>
         </w:rPr>
-        <w:t>D.1  Expert 1 — the split-legs net asset value and the marks</w:t>
+        <w:t>C.1  Expert 1 — the split-legs net asset value and the marks</w:t>
       </w:r>
     </w:p>
     <w:p>
@@ -25196,7 +26016,7 @@
           <w:color w:val="1C3A36"/>
           <w:sz w:val="24"/>
         </w:rPr>
-        <w:t>D.2  Expert 2 — residual income on the whole group</w:t>
+        <w:t>C.2  Expert 2 — residual income on the whole group</w:t>
       </w:r>
     </w:p>
     <w:p>
@@ -25678,7 +26498,7 @@
           <w:color w:val="1C3A36"/>
           <w:sz w:val="24"/>
         </w:rPr>
-        <w:t>D.3  Expert 3 — cash returns: return on capital against its cost</w:t>
+        <w:t>C.3  Expert 3 — cash returns: return on capital against its cost</w:t>
       </w:r>
     </w:p>
     <w:p>
@@ -26208,7 +27028,7 @@
           <w:color w:val="1C3A36"/>
           <w:sz w:val="24"/>
         </w:rPr>
-        <w:t>D.4  Cross-examination — each challenge, conceded or rejected</w:t>
+        <w:t>C.4  Cross-examination — each challenge, conceded or rejected</w:t>
       </w:r>
     </w:p>
     <w:p>
@@ -26657,7 +27477,7 @@
           <w:color w:val="1C3A36"/>
           <w:sz w:val="24"/>
         </w:rPr>
-        <w:t>D.5  The three in one room</w:t>
+        <w:t>C.5  The three in one room</w:t>
       </w:r>
     </w:p>
     <w:p>
@@ -26741,7 +27561,7 @@
           <w:color w:val="1C3A36"/>
           <w:sz w:val="24"/>
         </w:rPr>
-        <w:t>D.6  Reading the divergence</w:t>
+        <w:t>C.6  Reading the divergence</w:t>
       </w:r>
     </w:p>
     <w:p>
@@ -26753,7 +27573,7 @@
         <w:drawing>
           <wp:inline xmlns:a="http://schemas.openxmlformats.org/drawingml/2006/main" xmlns:pic="http://schemas.openxmlformats.org/drawingml/2006/picture">
             <wp:extent cx="5486400" cy="1866507"/>
-            <wp:docPr id="8" name="Picture 8"/>
+            <wp:docPr id="7" name="Picture 7"/>
             <wp:cNvGraphicFramePr>
               <a:graphicFrameLocks noChangeAspect="1"/>
             </wp:cNvGraphicFramePr>
@@ -26765,7 +27585,7 @@
                     <pic:cNvPicPr/>
                   </pic:nvPicPr>
                   <pic:blipFill>
-                    <a:blip r:embed="rId16"/>
+                    <a:blip r:embed="rId15"/>
                     <a:stretch>
                       <a:fillRect/>
                     </a:stretch>
@@ -26795,7 +27615,7 @@
           <w:color w:val="6E7B77"/>
           <w:sz w:val="17"/>
         </w:rPr>
-        <w:t>Figure D-1 — the three experts’ fair-value ranges. Brass ticks are base cases; the gold band is the panel centre; the ink line is the price. The spread is almost entirely the associate mark and the lender basis.</w:t>
+        <w:t>Figure C-1 — the three experts’ fair-value ranges. Brass ticks are base cases; the gold band is the panel centre; the ink line is the price. The spread is almost entirely the associate mark and the lender basis.</w:t>
       </w:r>
     </w:p>
     <w:tbl>

--- a/engine/gbco_study/GBCO_Valuation_Study_07-09-2026_public.docx
+++ b/engine/gbco_study/GBCO_Valuation_Study_07-09-2026_public.docx
@@ -24543,6 +24543,62 @@
                 <w:sz w:val="16"/>
               </w:rPr>
               <w:t>PRICED: 64.5% of the lower branch. Holding the first forecast year flat across the window gives EGP 25.13 against EGP 41.35</w:t>
+            </w:r>
+          </w:p>
+        </w:tc>
+      </w:tr>
+      <w:tr>
+        <w:tc>
+          <w:tcPr>
+            <w:tcW w:type="dxa" w:w="2520"/>
+          </w:tcPr>
+          <w:p>
+            <w:pPr>
+              <w:spacing w:after="20"/>
+            </w:pPr>
+            <w:r>
+              <w:rPr>
+                <w:b/>
+                <w:color w:val="1C3A36"/>
+                <w:sz w:val="16"/>
+              </w:rPr>
+              <w:t>Capital expenditure stays where the company has been spending it</w:t>
+            </w:r>
+          </w:p>
+        </w:tc>
+        <w:tc>
+          <w:tcPr>
+            <w:tcW w:type="dxa" w:w="3960"/>
+          </w:tcPr>
+          <w:p>
+            <w:pPr>
+              <w:spacing w:after="20"/>
+              <w:jc w:val="right"/>
+            </w:pPr>
+            <w:r>
+              <w:rPr>
+                <w:color w:val="1C3A36"/>
+                <w:sz w:val="16"/>
+              </w:rPr>
+              <w:t>The forward ladder falls to a third of the intensity GB Corp filed for FY2025, and its first year is the figure management guided rather than one this study built</w:t>
+            </w:r>
+          </w:p>
+        </w:tc>
+        <w:tc>
+          <w:tcPr>
+            <w:tcW w:type="dxa" w:w="3744"/>
+          </w:tcPr>
+          <w:p>
+            <w:pPr>
+              <w:spacing w:after="20"/>
+              <w:jc w:val="right"/>
+            </w:pPr>
+            <w:r>
+              <w:rPr>
+                <w:color w:val="1C3A36"/>
+                <w:sz w:val="16"/>
+              </w:rPr>
+              <w:t>PRICED: 23.9% of the lower branch. Spending on at the FY2025 filed amount, flat and therefore falling in real terms, gives EGP 33.38 against EGP 41.35</w:t>
             </w:r>
           </w:p>
         </w:tc>
